--- a/TextBook/IK.docx
+++ b/TextBook/IK.docx
@@ -6,7 +6,6 @@
       <w:pPr>
         <w:jc w:val="center"/>
         <w:rPr>
-          <w:rFonts w:hint="eastAsia"/>
           <w:b/>
           <w:bCs/>
           <w:sz w:val="32"/>
@@ -80,50 +79,30 @@
         </w:rPr>
         <w:t>※</w:t>
       </w:r>
-      <w:r>
-        <w:fldChar w:fldCharType="begin"/>
-      </w:r>
-      <w:r>
-        <w:instrText>HYPERLINK \l "動作環境"</w:instrText>
-      </w:r>
-      <w:r>
-        <w:fldChar w:fldCharType="separate"/>
-      </w:r>
-      <w:r>
-        <w:rPr>
-          <w:rStyle w:val="af"/>
-          <w:rFonts w:hint="eastAsia"/>
-        </w:rPr>
-        <w:t>動作環境</w:t>
-      </w:r>
-      <w:r>
-        <w:fldChar w:fldCharType="end"/>
-      </w:r>
+      <w:hyperlink w:anchor="動作環境" w:history="1">
+        <w:r>
+          <w:rPr>
+            <w:rStyle w:val="af"/>
+            <w:rFonts w:hint="eastAsia"/>
+          </w:rPr>
+          <w:t>動作環境</w:t>
+        </w:r>
+      </w:hyperlink>
       <w:r>
         <w:rPr>
           <w:rFonts w:hint="eastAsia"/>
         </w:rPr>
         <w:t>と</w:t>
       </w:r>
-      <w:r>
-        <w:fldChar w:fldCharType="begin"/>
-      </w:r>
-      <w:r>
-        <w:instrText>HYPERLINK \l "引用"</w:instrText>
-      </w:r>
-      <w:r>
-        <w:fldChar w:fldCharType="separate"/>
-      </w:r>
-      <w:r>
-        <w:rPr>
-          <w:rStyle w:val="af"/>
-          <w:rFonts w:hint="eastAsia"/>
-        </w:rPr>
-        <w:t>引用</w:t>
-      </w:r>
-      <w:r>
-        <w:fldChar w:fldCharType="end"/>
-      </w:r>
+      <w:hyperlink w:anchor="引用" w:history="1">
+        <w:r>
+          <w:rPr>
+            <w:rStyle w:val="af"/>
+            <w:rFonts w:hint="eastAsia"/>
+          </w:rPr>
+          <w:t>引用</w:t>
+        </w:r>
+      </w:hyperlink>
       <w:r>
         <w:rPr>
           <w:rFonts w:hint="eastAsia"/>
@@ -271,10 +250,7 @@
         </w:numPr>
       </w:pPr>
       <w:r>
-        <w:rPr>
-          <w:rFonts w:hint="eastAsia"/>
-        </w:rPr>
-        <w:t>足</w:t>
+        <w:t xml:space="preserve">Foot </w:t>
       </w:r>
       <w:r>
         <w:t>IK</w:t>
@@ -294,45 +270,18 @@
           <w:numId w:val="1"/>
         </w:numPr>
       </w:pPr>
-      <w:proofErr w:type="spellStart"/>
-      <w:r>
-        <w:rPr>
-          <w:rFonts w:hint="eastAsia"/>
-        </w:rPr>
-        <w:t>c</w:t>
-      </w:r>
       <w:hyperlink w:anchor="LetsTryHPの実装" w:history="1">
         <w:r>
           <w:rPr>
             <w:rStyle w:val="af"/>
           </w:rPr>
-          <w:t>Let’s</w:t>
-        </w:r>
-        <w:proofErr w:type="spellEnd"/>
-        <w:r>
-          <w:rPr>
-            <w:rStyle w:val="af"/>
-          </w:rPr>
-          <w:t xml:space="preserve"> Tr</w:t>
+          <w:t>Let’s Try! ~</w:t>
         </w:r>
         <w:r>
           <w:rPr>
             <w:rStyle w:val="af"/>
           </w:rPr>
-          <w:t>y</w:t>
-        </w:r>
-        <w:r>
-          <w:rPr>
-            <w:rStyle w:val="af"/>
-          </w:rPr>
-          <w:t>! ~</w:t>
-        </w:r>
-        <w:r>
-          <w:rPr>
-            <w:rStyle w:val="af"/>
-            <w:rFonts w:hint="eastAsia"/>
-          </w:rPr>
-          <w:t>足</w:t>
+          <w:t xml:space="preserve">Foot </w:t>
         </w:r>
         <w:r>
           <w:rPr>
@@ -376,6 +325,9 @@
     <w:p/>
     <w:p>
       <w:pPr>
+        <w:tabs>
+          <w:tab w:val="left" w:pos="2740"/>
+        </w:tabs>
         <w:rPr>
           <w:b/>
           <w:bCs/>
@@ -404,13 +356,47 @@
         <w:rPr>
           <w:rFonts w:hint="eastAsia"/>
         </w:rPr>
-        <w:t>今回は、</w:t>
-      </w:r>
-      <w:r>
-        <w:rPr>
-          <w:rFonts w:hint="eastAsia"/>
-        </w:rPr>
-        <w:t>「</w:t>
+        <w:t>ゲームで「キャラクターが階段に立つと足が地面から浮いている」という場面を見たことはありますでしょうか？</w:t>
+      </w:r>
+    </w:p>
+    <w:p>
+      <w:pPr>
+        <w:ind w:firstLineChars="50" w:firstLine="105"/>
+      </w:pPr>
+      <w:r>
+        <w:rPr>
+          <w:rFonts w:hint="eastAsia"/>
+        </w:rPr>
+        <w:t>こうした違和感を解消するために、ゲームでは</w:t>
+      </w:r>
+      <w:r>
+        <w:t>IK(</w:t>
+      </w:r>
+      <w:r>
+        <w:rPr>
+          <w:rFonts w:hint="eastAsia"/>
+        </w:rPr>
+        <w:t>インバースキネマティクス)という技術が広く使われています。</w:t>
+      </w:r>
+    </w:p>
+    <w:p>
+      <w:pPr>
+        <w:ind w:firstLineChars="50" w:firstLine="105"/>
+      </w:pPr>
+      <w:r>
+        <w:rPr>
+          <w:rFonts w:hint="eastAsia"/>
+        </w:rPr>
+        <w:t>この教材では、</w:t>
+      </w:r>
+      <w:r>
+        <w:t>Unity</w:t>
+      </w:r>
+      <w:r>
+        <w:rPr>
+          <w:rFonts w:hint="eastAsia"/>
+        </w:rPr>
+        <w:t>で</w:t>
       </w:r>
       <w:r>
         <w:t>IK</w:t>
@@ -419,67 +405,7 @@
         <w:rPr>
           <w:rFonts w:hint="eastAsia"/>
         </w:rPr>
-        <w:t>」</w:t>
-      </w:r>
-      <w:r>
-        <w:rPr>
-          <w:rFonts w:hint="eastAsia"/>
-        </w:rPr>
-        <w:t>というものの勉強をし、</w:t>
-      </w:r>
-      <w:r>
-        <w:rPr>
-          <w:rFonts w:hint="eastAsia"/>
-        </w:rPr>
-        <w:t>自然な足の動きを実現</w:t>
-      </w:r>
-      <w:r>
-        <w:rPr>
-          <w:rFonts w:hint="eastAsia"/>
-        </w:rPr>
-        <w:t>しよう！というテーマです。</w:t>
-      </w:r>
-      <w:r>
-        <w:rPr>
-          <w:rFonts w:hint="eastAsia"/>
-        </w:rPr>
-        <w:t>ゲームでキャラクターが</w:t>
-      </w:r>
-      <w:r>
-        <w:rPr>
-          <w:rFonts w:hint="eastAsia"/>
-        </w:rPr>
-        <w:t>階段</w:t>
-      </w:r>
-      <w:r>
-        <w:rPr>
-          <w:rFonts w:hint="eastAsia"/>
-        </w:rPr>
-        <w:t>を</w:t>
-      </w:r>
-      <w:r>
-        <w:rPr>
-          <w:rFonts w:hint="eastAsia"/>
-        </w:rPr>
-        <w:t>登る際</w:t>
-      </w:r>
-      <w:r>
-        <w:rPr>
-          <w:rFonts w:hint="eastAsia"/>
-        </w:rPr>
-        <w:t>、</w:t>
-      </w:r>
-      <w:r>
-        <w:rPr>
-          <w:rFonts w:hint="eastAsia"/>
-        </w:rPr>
-        <w:t>足が浮いたり埋まったりしまうことがあるかと思います</w:t>
-      </w:r>
-      <w:r>
-        <w:rPr>
-          <w:rFonts w:hint="eastAsia"/>
-        </w:rPr>
-        <w:t>。その違和感を無くすための実装です。</w:t>
+        <w:t>を活用した自然な足の動きの実装方法を、仕組みの理解から実装まで順番に学んでいきましょう！</w:t>
       </w:r>
     </w:p>
     <w:p/>
@@ -494,104 +420,1041 @@
       </w:pPr>
       <w:r>
         <w:rPr>
+          <w:rFonts w:hint="eastAsia"/>
           <w:b/>
           <w:bCs/>
           <w:sz w:val="28"/>
           <w:szCs w:val="36"/>
         </w:rPr>
-        <w:t>Let’s Try! ~</w:t>
-      </w:r>
-      <w:r>
-        <w:rPr>
-          <w:rFonts w:hint="eastAsia"/>
+        <w:t>キャラクターの足が地面に刺さる</w:t>
+      </w:r>
+      <w:r>
+        <w:rPr>
           <w:b/>
           <w:bCs/>
           <w:sz w:val="28"/>
           <w:szCs w:val="36"/>
         </w:rPr>
-        <w:t>足</w:t>
-      </w:r>
-      <w:r>
-        <w:rPr>
+        <w:t>/</w:t>
+      </w:r>
+      <w:r>
+        <w:rPr>
+          <w:rFonts w:hint="eastAsia"/>
           <w:b/>
           <w:bCs/>
           <w:sz w:val="28"/>
           <w:szCs w:val="36"/>
         </w:rPr>
+        <w:t>浮く問題</w:t>
+      </w:r>
+    </w:p>
+    <w:p>
+      <w:r>
+        <w:rPr>
+          <w:rFonts w:hint="eastAsia"/>
+        </w:rPr>
+        <w:t>ポケモン</w:t>
+      </w:r>
+      <w:r>
+        <w:t>SV</w:t>
+      </w:r>
+      <w:r>
+        <w:rPr>
+          <w:rFonts w:hint="eastAsia"/>
+        </w:rPr>
+        <w:t>とかを例に出す。</w:t>
+      </w:r>
+    </w:p>
+    <w:p>
+      <w:r>
+        <w:rPr>
+          <w:rFonts w:hint="eastAsia"/>
+        </w:rPr>
+        <w:t>実機プレイで</w:t>
+      </w:r>
+      <w:r>
         <w:t>IK</w:t>
       </w:r>
       <w:r>
         <w:rPr>
           <w:rFonts w:hint="eastAsia"/>
-          <w:b/>
-          <w:bCs/>
-          <w:sz w:val="28"/>
-          <w:szCs w:val="36"/>
-        </w:rPr>
-        <w:t>の実装</w:t>
-      </w:r>
-      <w:r>
-        <w:rPr>
-          <w:b/>
-          <w:bCs/>
-          <w:sz w:val="28"/>
-          <w:szCs w:val="36"/>
-        </w:rPr>
-        <w:t>~</w:t>
-      </w:r>
-    </w:p>
-    <w:p>
-      <w:r>
-        <w:rPr>
-          <w:rFonts w:hint="eastAsia"/>
-        </w:rPr>
-        <w:t xml:space="preserve">　</w:t>
-      </w:r>
-    </w:p>
-    <w:p>
-      <w:pPr>
-        <w:rPr>
-          <w:rFonts w:hint="eastAsia"/>
-        </w:rPr>
-      </w:pPr>
-    </w:p>
-    <w:p>
-      <w:bookmarkStart w:id="1" w:name="まとめ"/>
-      <w:r>
-        <w:rPr>
-          <w:rFonts w:hint="eastAsia"/>
-          <w:b/>
-          <w:bCs/>
-          <w:sz w:val="28"/>
-          <w:szCs w:val="36"/>
-        </w:rPr>
-        <w:t>まとめ</w:t>
-      </w:r>
-      <w:bookmarkEnd w:id="1"/>
+        </w:rPr>
+        <w:t>実装しているゲームとしてないゲームとで見比べてみる。</w:t>
+      </w:r>
+    </w:p>
+    <w:p>
+      <w:pPr>
+        <w:rPr>
+          <w:rFonts w:hint="eastAsia"/>
+        </w:rPr>
+      </w:pPr>
+    </w:p>
+    <w:p>
+      <w:pPr>
+        <w:ind w:firstLineChars="50" w:firstLine="105"/>
+        <w:rPr>
+          <w:color w:val="EE0000"/>
+        </w:rPr>
+      </w:pPr>
+      <w:r>
+        <w:rPr>
+          <w:rFonts w:hint="eastAsia"/>
+        </w:rPr>
+        <w:t>大前提として、</w:t>
+      </w:r>
+      <w:r>
+        <w:rPr>
+          <w:rFonts w:hint="eastAsia"/>
+          <w:color w:val="EE0000"/>
+        </w:rPr>
+        <w:t>キャラクターの</w:t>
+      </w:r>
+      <w:r>
+        <w:rPr>
+          <w:rFonts w:hint="eastAsia"/>
+          <w:color w:val="EE0000"/>
+        </w:rPr>
+        <w:t>ア</w:t>
+      </w:r>
+      <w:r>
+        <w:rPr>
+          <w:rFonts w:hint="eastAsia"/>
+          <w:color w:val="EE0000"/>
+        </w:rPr>
+        <w:t>ニメーション</w:t>
+      </w:r>
+      <w:r>
+        <w:rPr>
+          <w:color w:val="EE0000"/>
+        </w:rPr>
+        <w:t>(</w:t>
+      </w:r>
+      <w:r>
+        <w:rPr>
+          <w:rFonts w:hint="eastAsia"/>
+          <w:color w:val="EE0000"/>
+        </w:rPr>
+        <w:t>アイドルや歩き)</w:t>
+      </w:r>
+      <w:r>
+        <w:rPr>
+          <w:rFonts w:hint="eastAsia"/>
+          <w:color w:val="EE0000"/>
+        </w:rPr>
+        <w:t>は</w:t>
+      </w:r>
+      <w:r>
+        <w:rPr>
+          <w:rFonts w:hint="eastAsia"/>
+          <w:color w:val="EE0000"/>
+        </w:rPr>
+        <w:t>完全に平らな地面の上を動くことを想定して</w:t>
+      </w:r>
+      <w:r>
+        <w:rPr>
+          <w:rFonts w:hint="eastAsia"/>
+          <w:color w:val="EE0000"/>
+        </w:rPr>
+        <w:t>作られています。</w:t>
+      </w:r>
     </w:p>
     <w:p/>
     <w:p/>
     <w:p/>
-    <w:p>
-      <w:pPr>
-        <w:rPr>
+    <w:p/>
+    <w:p/>
+    <w:p>
+      <w:pPr>
+        <w:rPr>
+          <w:b/>
+          <w:bCs/>
+        </w:rPr>
+      </w:pPr>
+      <w:r>
+        <w:rPr>
+          <w:rFonts w:hint="eastAsia"/>
+          <w:b/>
+          <w:bCs/>
+        </w:rPr>
+        <w:lastRenderedPageBreak/>
+        <w:t>【</w:t>
+      </w:r>
+      <w:r>
+        <w:rPr>
+          <w:rFonts w:hint="eastAsia"/>
+          <w:b/>
+          <w:bCs/>
+        </w:rPr>
+        <w:t>アニメーターが想定している地面】</w:t>
+      </w:r>
+    </w:p>
+    <w:p>
+      <w:pPr>
+        <w:ind w:firstLineChars="50" w:firstLine="105"/>
+        <w:rPr>
+          <w:rFonts w:hint="eastAsia"/>
+        </w:rPr>
+      </w:pPr>
+      <w:r>
+        <w:rPr>
+          <w:rFonts w:hint="eastAsia"/>
+        </w:rPr>
+        <w:t>地形が</w:t>
+      </w:r>
+      <w:r>
+        <w:rPr>
+          <w:rFonts w:hint="eastAsia"/>
+        </w:rPr>
+        <w:t>平らなので、</w:t>
+      </w:r>
+      <w:r>
+        <w:rPr>
+          <w:rFonts w:hint="eastAsia"/>
+        </w:rPr>
+        <w:t>想定通りのアニメーションで足の違和感もない。</w:t>
+      </w:r>
+    </w:p>
+    <w:p>
+      <w:pPr>
+        <w:jc w:val="center"/>
+      </w:pPr>
+      <w:r>
+        <w:rPr>
+          <w:noProof/>
+        </w:rPr>
+        <mc:AlternateContent>
+          <mc:Choice Requires="wps">
+            <w:drawing>
+              <wp:anchor distT="0" distB="0" distL="114300" distR="114300" simplePos="0" relativeHeight="251659264" behindDoc="0" locked="0" layoutInCell="1" allowOverlap="1" wp14:anchorId="10CA9A63" wp14:editId="0FD0F943">
+                <wp:simplePos x="0" y="0"/>
+                <wp:positionH relativeFrom="column">
+                  <wp:posOffset>611099</wp:posOffset>
+                </wp:positionH>
+                <wp:positionV relativeFrom="paragraph">
+                  <wp:posOffset>2654047</wp:posOffset>
+                </wp:positionV>
+                <wp:extent cx="4677197" cy="711610"/>
+                <wp:effectExtent l="0" t="0" r="0" b="0"/>
+                <wp:wrapNone/>
+                <wp:docPr id="298138803" name="フレーム 4"/>
+                <wp:cNvGraphicFramePr/>
+                <a:graphic xmlns:a="http://schemas.openxmlformats.org/drawingml/2006/main">
+                  <a:graphicData uri="http://schemas.microsoft.com/office/word/2010/wordprocessingShape">
+                    <wps:wsp>
+                      <wps:cNvSpPr/>
+                      <wps:spPr>
+                        <a:xfrm>
+                          <a:off x="0" y="0"/>
+                          <a:ext cx="4677197" cy="711610"/>
+                        </a:xfrm>
+                        <a:prstGeom prst="frame">
+                          <a:avLst>
+                            <a:gd name="adj1" fmla="val 6220"/>
+                          </a:avLst>
+                        </a:prstGeom>
+                        <a:solidFill>
+                          <a:srgbClr val="EE0000"/>
+                        </a:solidFill>
+                        <a:ln w="12700">
+                          <a:noFill/>
+                        </a:ln>
+                      </wps:spPr>
+                      <wps:style>
+                        <a:lnRef idx="2">
+                          <a:schemeClr val="accent1">
+                            <a:shade val="15000"/>
+                          </a:schemeClr>
+                        </a:lnRef>
+                        <a:fillRef idx="1">
+                          <a:schemeClr val="accent1"/>
+                        </a:fillRef>
+                        <a:effectRef idx="0">
+                          <a:schemeClr val="accent1"/>
+                        </a:effectRef>
+                        <a:fontRef idx="minor">
+                          <a:schemeClr val="lt1"/>
+                        </a:fontRef>
+                      </wps:style>
+                      <wps:bodyPr rot="0" spcFirstLastPara="0" vertOverflow="overflow" horzOverflow="overflow" vert="horz" wrap="square" lIns="91440" tIns="45720" rIns="91440" bIns="45720" numCol="1" spcCol="0" rtlCol="0" fromWordArt="0" anchor="ctr" anchorCtr="0" forceAA="0" compatLnSpc="1">
+                        <a:prstTxWarp prst="textNoShape">
+                          <a:avLst/>
+                        </a:prstTxWarp>
+                        <a:noAutofit/>
+                      </wps:bodyPr>
+                    </wps:wsp>
+                  </a:graphicData>
+                </a:graphic>
+                <wp14:sizeRelH relativeFrom="margin">
+                  <wp14:pctWidth>0</wp14:pctWidth>
+                </wp14:sizeRelH>
+                <wp14:sizeRelV relativeFrom="margin">
+                  <wp14:pctHeight>0</wp14:pctHeight>
+                </wp14:sizeRelV>
+              </wp:anchor>
+            </w:drawing>
+          </mc:Choice>
+          <mc:Fallback>
+            <w:pict>
+              <v:shape w14:anchorId="52BD7001" id="フレーム 4" o:spid="_x0000_s1026" style="position:absolute;margin-left:48.1pt;margin-top:209pt;width:368.3pt;height:56.05pt;z-index:251659264;visibility:visible;mso-wrap-style:square;mso-width-percent:0;mso-height-percent:0;mso-wrap-distance-left:9pt;mso-wrap-distance-top:0;mso-wrap-distance-right:9pt;mso-wrap-distance-bottom:0;mso-position-horizontal:absolute;mso-position-horizontal-relative:text;mso-position-vertical:absolute;mso-position-vertical-relative:text;mso-width-percent:0;mso-height-percent:0;mso-width-relative:margin;mso-height-relative:margin;v-text-anchor:middle" coordsize="4677197,711610" o:gfxdata="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" path="m,l4677197,r,711610l,711610,,xm44262,44262r,623086l4632935,667348r,-623086l44262,44262xe" fillcolor="#e00" stroked="f" strokeweight="1pt">
+                <v:stroke joinstyle="miter"/>
+                <v:path arrowok="t" o:connecttype="custom" o:connectlocs="0,0;4677197,0;4677197,711610;0,711610;0,0;44262,44262;44262,667348;4632935,667348;4632935,44262;44262,44262" o:connectangles="0,0,0,0,0,0,0,0,0,0"/>
+              </v:shape>
+            </w:pict>
+          </mc:Fallback>
+        </mc:AlternateContent>
+      </w:r>
+      <w:r>
+        <w:rPr>
+          <w:noProof/>
+        </w:rPr>
+        <w:drawing>
+          <wp:inline distT="0" distB="0" distL="0" distR="0" wp14:anchorId="4D1EC92F" wp14:editId="0C0AB845">
+            <wp:extent cx="5400040" cy="3588385"/>
+            <wp:effectExtent l="0" t="0" r="0" b="5715"/>
+            <wp:docPr id="1420140659" name="図 1"/>
+            <wp:cNvGraphicFramePr>
+              <a:graphicFrameLocks xmlns:a="http://schemas.openxmlformats.org/drawingml/2006/main" noChangeAspect="1"/>
+            </wp:cNvGraphicFramePr>
+            <a:graphic xmlns:a="http://schemas.openxmlformats.org/drawingml/2006/main">
+              <a:graphicData uri="http://schemas.openxmlformats.org/drawingml/2006/picture">
+                <pic:pic xmlns:pic="http://schemas.openxmlformats.org/drawingml/2006/picture">
+                  <pic:nvPicPr>
+                    <pic:cNvPr id="1420140659" name="図 1420140659"/>
+                    <pic:cNvPicPr/>
+                  </pic:nvPicPr>
+                  <pic:blipFill>
+                    <a:blip r:embed="rId7">
+                      <a:extLst>
+                        <a:ext uri="{28A0092B-C50C-407E-A947-70E740481C1C}">
+                          <a14:useLocalDpi xmlns:a14="http://schemas.microsoft.com/office/drawing/2010/main" val="0"/>
+                        </a:ext>
+                      </a:extLst>
+                    </a:blip>
+                    <a:stretch>
+                      <a:fillRect/>
+                    </a:stretch>
+                  </pic:blipFill>
+                  <pic:spPr>
+                    <a:xfrm>
+                      <a:off x="0" y="0"/>
+                      <a:ext cx="5400040" cy="3588385"/>
+                    </a:xfrm>
+                    <a:prstGeom prst="rect">
+                      <a:avLst/>
+                    </a:prstGeom>
+                  </pic:spPr>
+                </pic:pic>
+              </a:graphicData>
+            </a:graphic>
+          </wp:inline>
+        </w:drawing>
+      </w:r>
+    </w:p>
+    <w:p/>
+    <w:p>
+      <w:pPr>
+        <w:rPr>
+          <w:b/>
+          <w:bCs/>
+        </w:rPr>
+      </w:pPr>
+      <w:r>
+        <w:rPr>
+          <w:rFonts w:hint="eastAsia"/>
+          <w:b/>
+          <w:bCs/>
+        </w:rPr>
+        <w:t>【実際の</w:t>
+      </w:r>
+      <w:r>
+        <w:rPr>
+          <w:rFonts w:hint="eastAsia"/>
+          <w:b/>
+          <w:bCs/>
+        </w:rPr>
+        <w:t>ゲームの</w:t>
+      </w:r>
+      <w:r>
+        <w:rPr>
+          <w:rFonts w:hint="eastAsia"/>
+          <w:b/>
+          <w:bCs/>
+        </w:rPr>
+        <w:t>地面</w:t>
+      </w:r>
+      <w:r>
+        <w:rPr>
+          <w:rFonts w:hint="eastAsia"/>
+          <w:b/>
+          <w:bCs/>
+        </w:rPr>
+        <w:t>】</w:t>
+      </w:r>
+    </w:p>
+    <w:p>
+      <w:pPr>
+        <w:ind w:firstLineChars="50" w:firstLine="105"/>
+      </w:pPr>
+      <w:r>
+        <w:rPr>
+          <w:rFonts w:hint="eastAsia"/>
+        </w:rPr>
+        <w:t>地形が平らではないので、</w:t>
+      </w:r>
+      <w:r>
+        <w:rPr>
+          <w:rFonts w:hint="eastAsia"/>
+        </w:rPr>
+        <w:t>片足が浮いてしまっている。浮いている違和感があるため、完了の余地あり。</w:t>
+      </w:r>
+    </w:p>
+    <w:p>
+      <w:pPr>
+        <w:jc w:val="center"/>
+        <w:rPr>
+          <w:rFonts w:hint="eastAsia"/>
+        </w:rPr>
+      </w:pPr>
+      <w:r>
+        <w:rPr>
+          <w:noProof/>
+        </w:rPr>
+        <mc:AlternateContent>
+          <mc:Choice Requires="wps">
+            <w:drawing>
+              <wp:anchor distT="0" distB="0" distL="114300" distR="114300" simplePos="0" relativeHeight="251666432" behindDoc="0" locked="0" layoutInCell="1" allowOverlap="1" wp14:anchorId="7C2C0CF1" wp14:editId="426E6F1A">
+                <wp:simplePos x="0" y="0"/>
+                <wp:positionH relativeFrom="column">
+                  <wp:posOffset>3590130</wp:posOffset>
+                </wp:positionH>
+                <wp:positionV relativeFrom="paragraph">
+                  <wp:posOffset>1522033</wp:posOffset>
+                </wp:positionV>
+                <wp:extent cx="137382" cy="213995"/>
+                <wp:effectExtent l="0" t="0" r="2223" b="27622"/>
+                <wp:wrapNone/>
+                <wp:docPr id="1560315305" name="下矢印 5"/>
+                <wp:cNvGraphicFramePr/>
+                <a:graphic xmlns:a="http://schemas.openxmlformats.org/drawingml/2006/main">
+                  <a:graphicData uri="http://schemas.microsoft.com/office/word/2010/wordprocessingShape">
+                    <wps:wsp>
+                      <wps:cNvSpPr/>
+                      <wps:spPr>
+                        <a:xfrm rot="17349217">
+                          <a:off x="0" y="0"/>
+                          <a:ext cx="137382" cy="213995"/>
+                        </a:xfrm>
+                        <a:prstGeom prst="downArrow">
+                          <a:avLst>
+                            <a:gd name="adj1" fmla="val 20355"/>
+                            <a:gd name="adj2" fmla="val 32420"/>
+                          </a:avLst>
+                        </a:prstGeom>
+                        <a:solidFill>
+                          <a:srgbClr val="EE0000"/>
+                        </a:solidFill>
+                        <a:ln>
+                          <a:noFill/>
+                        </a:ln>
+                      </wps:spPr>
+                      <wps:style>
+                        <a:lnRef idx="2">
+                          <a:schemeClr val="accent1">
+                            <a:shade val="15000"/>
+                          </a:schemeClr>
+                        </a:lnRef>
+                        <a:fillRef idx="1">
+                          <a:schemeClr val="accent1"/>
+                        </a:fillRef>
+                        <a:effectRef idx="0">
+                          <a:schemeClr val="accent1"/>
+                        </a:effectRef>
+                        <a:fontRef idx="minor">
+                          <a:schemeClr val="lt1"/>
+                        </a:fontRef>
+                      </wps:style>
+                      <wps:bodyPr rot="0" spcFirstLastPara="0" vertOverflow="overflow" horzOverflow="overflow" vert="horz" wrap="square" lIns="91440" tIns="45720" rIns="91440" bIns="45720" numCol="1" spcCol="0" rtlCol="0" fromWordArt="0" anchor="ctr" anchorCtr="0" forceAA="0" compatLnSpc="1">
+                        <a:prstTxWarp prst="textNoShape">
+                          <a:avLst/>
+                        </a:prstTxWarp>
+                        <a:noAutofit/>
+                      </wps:bodyPr>
+                    </wps:wsp>
+                  </a:graphicData>
+                </a:graphic>
+                <wp14:sizeRelH relativeFrom="margin">
+                  <wp14:pctWidth>0</wp14:pctWidth>
+                </wp14:sizeRelH>
+                <wp14:sizeRelV relativeFrom="margin">
+                  <wp14:pctHeight>0</wp14:pctHeight>
+                </wp14:sizeRelV>
+              </wp:anchor>
+            </w:drawing>
+          </mc:Choice>
+          <mc:Fallback>
+            <w:pict>
+              <v:shapetype w14:anchorId="766B3F4F" id="_x0000_t67" coordsize="21600,21600" o:spt="67" adj="16200,5400" path="m0@0l@1@0@1,0@2,0@2@0,21600@0,10800,21600xe">
+                <v:stroke joinstyle="miter"/>
+                <v:formulas>
+                  <v:f eqn="val #0"/>
+                  <v:f eqn="val #1"/>
+                  <v:f eqn="sum height 0 #1"/>
+                  <v:f eqn="sum 10800 0 #1"/>
+                  <v:f eqn="sum width 0 #0"/>
+                  <v:f eqn="prod @4 @3 10800"/>
+                  <v:f eqn="sum width 0 @5"/>
+                </v:formulas>
+                <v:path o:connecttype="custom" o:connectlocs="10800,0;0,@0;10800,21600;21600,@0" o:connectangles="270,180,90,0" textboxrect="@1,0,@2,@6"/>
+                <v:handles>
+                  <v:h position="#1,#0" xrange="0,10800" yrange="0,21600"/>
+                </v:handles>
+              </v:shapetype>
+              <v:shape id="下矢印 5" o:spid="_x0000_s1026" type="#_x0000_t67" style="position:absolute;margin-left:282.7pt;margin-top:119.85pt;width:10.8pt;height:16.85pt;rotation:-4642989fd;z-index:251666432;visibility:visible;mso-wrap-style:square;mso-width-percent:0;mso-height-percent:0;mso-wrap-distance-left:9pt;mso-wrap-distance-top:0;mso-wrap-distance-right:9pt;mso-wrap-distance-bottom:0;mso-position-horizontal:absolute;mso-position-horizontal-relative:text;mso-position-vertical:absolute;mso-position-vertical-relative:text;mso-width-percent:0;mso-height-percent:0;mso-width-relative:margin;mso-height-relative:margin;v-text-anchor:middle" o:gfxdata="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" adj="17104,8602" fillcolor="#e00" stroked="f" strokeweight="1.5pt"/>
+            </w:pict>
+          </mc:Fallback>
+        </mc:AlternateContent>
+      </w:r>
+      <w:r>
+        <w:rPr>
+          <w:noProof/>
+        </w:rPr>
+        <mc:AlternateContent>
+          <mc:Choice Requires="wps">
+            <w:drawing>
+              <wp:anchor distT="0" distB="0" distL="114300" distR="114300" simplePos="0" relativeHeight="251664384" behindDoc="0" locked="0" layoutInCell="1" allowOverlap="1" wp14:anchorId="6FD0EB39" wp14:editId="536CFC2B">
+                <wp:simplePos x="0" y="0"/>
+                <wp:positionH relativeFrom="column">
+                  <wp:posOffset>926148</wp:posOffset>
+                </wp:positionH>
+                <wp:positionV relativeFrom="paragraph">
+                  <wp:posOffset>1591627</wp:posOffset>
+                </wp:positionV>
+                <wp:extent cx="137382" cy="213995"/>
+                <wp:effectExtent l="0" t="0" r="2223" b="27622"/>
+                <wp:wrapNone/>
+                <wp:docPr id="368503129" name="下矢印 5"/>
+                <wp:cNvGraphicFramePr/>
+                <a:graphic xmlns:a="http://schemas.openxmlformats.org/drawingml/2006/main">
+                  <a:graphicData uri="http://schemas.microsoft.com/office/word/2010/wordprocessingShape">
+                    <wps:wsp>
+                      <wps:cNvSpPr/>
+                      <wps:spPr>
+                        <a:xfrm rot="17349217">
+                          <a:off x="0" y="0"/>
+                          <a:ext cx="137382" cy="213995"/>
+                        </a:xfrm>
+                        <a:prstGeom prst="downArrow">
+                          <a:avLst>
+                            <a:gd name="adj1" fmla="val 20355"/>
+                            <a:gd name="adj2" fmla="val 32420"/>
+                          </a:avLst>
+                        </a:prstGeom>
+                        <a:solidFill>
+                          <a:srgbClr val="EE0000"/>
+                        </a:solidFill>
+                        <a:ln>
+                          <a:noFill/>
+                        </a:ln>
+                      </wps:spPr>
+                      <wps:style>
+                        <a:lnRef idx="2">
+                          <a:schemeClr val="accent1">
+                            <a:shade val="15000"/>
+                          </a:schemeClr>
+                        </a:lnRef>
+                        <a:fillRef idx="1">
+                          <a:schemeClr val="accent1"/>
+                        </a:fillRef>
+                        <a:effectRef idx="0">
+                          <a:schemeClr val="accent1"/>
+                        </a:effectRef>
+                        <a:fontRef idx="minor">
+                          <a:schemeClr val="lt1"/>
+                        </a:fontRef>
+                      </wps:style>
+                      <wps:bodyPr rot="0" spcFirstLastPara="0" vertOverflow="overflow" horzOverflow="overflow" vert="horz" wrap="square" lIns="91440" tIns="45720" rIns="91440" bIns="45720" numCol="1" spcCol="0" rtlCol="0" fromWordArt="0" anchor="ctr" anchorCtr="0" forceAA="0" compatLnSpc="1">
+                        <a:prstTxWarp prst="textNoShape">
+                          <a:avLst/>
+                        </a:prstTxWarp>
+                        <a:noAutofit/>
+                      </wps:bodyPr>
+                    </wps:wsp>
+                  </a:graphicData>
+                </a:graphic>
+                <wp14:sizeRelH relativeFrom="margin">
+                  <wp14:pctWidth>0</wp14:pctWidth>
+                </wp14:sizeRelH>
+                <wp14:sizeRelV relativeFrom="margin">
+                  <wp14:pctHeight>0</wp14:pctHeight>
+                </wp14:sizeRelV>
+              </wp:anchor>
+            </w:drawing>
+          </mc:Choice>
+          <mc:Fallback>
+            <w:pict>
+              <v:shape w14:anchorId="6E9B6A02" id="下矢印 5" o:spid="_x0000_s1026" type="#_x0000_t67" style="position:absolute;margin-left:72.95pt;margin-top:125.3pt;width:10.8pt;height:16.85pt;rotation:-4642989fd;z-index:251664384;visibility:visible;mso-wrap-style:square;mso-width-percent:0;mso-height-percent:0;mso-wrap-distance-left:9pt;mso-wrap-distance-top:0;mso-wrap-distance-right:9pt;mso-wrap-distance-bottom:0;mso-position-horizontal:absolute;mso-position-horizontal-relative:text;mso-position-vertical:absolute;mso-position-vertical-relative:text;mso-width-percent:0;mso-height-percent:0;mso-width-relative:margin;mso-height-relative:margin;v-text-anchor:middle" o:gfxdata="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" adj="17104,8602" fillcolor="#e00" stroked="f" strokeweight="1.5pt"/>
+            </w:pict>
+          </mc:Fallback>
+        </mc:AlternateContent>
+      </w:r>
+      <w:r>
+        <w:rPr>
+          <w:noProof/>
+        </w:rPr>
+        <mc:AlternateContent>
+          <mc:Choice Requires="wps">
+            <w:drawing>
+              <wp:anchor distT="0" distB="0" distL="114300" distR="114300" simplePos="0" relativeHeight="251663360" behindDoc="0" locked="0" layoutInCell="1" allowOverlap="1" wp14:anchorId="6464BD7D" wp14:editId="239E221A">
+                <wp:simplePos x="0" y="0"/>
+                <wp:positionH relativeFrom="column">
+                  <wp:posOffset>3370484</wp:posOffset>
+                </wp:positionH>
+                <wp:positionV relativeFrom="paragraph">
+                  <wp:posOffset>1268286</wp:posOffset>
+                </wp:positionV>
+                <wp:extent cx="1327094" cy="711610"/>
+                <wp:effectExtent l="0" t="0" r="0" b="0"/>
+                <wp:wrapNone/>
+                <wp:docPr id="798562487" name="フレーム 4"/>
+                <wp:cNvGraphicFramePr/>
+                <a:graphic xmlns:a="http://schemas.openxmlformats.org/drawingml/2006/main">
+                  <a:graphicData uri="http://schemas.microsoft.com/office/word/2010/wordprocessingShape">
+                    <wps:wsp>
+                      <wps:cNvSpPr/>
+                      <wps:spPr>
+                        <a:xfrm>
+                          <a:off x="0" y="0"/>
+                          <a:ext cx="1327094" cy="711610"/>
+                        </a:xfrm>
+                        <a:prstGeom prst="frame">
+                          <a:avLst>
+                            <a:gd name="adj1" fmla="val 6220"/>
+                          </a:avLst>
+                        </a:prstGeom>
+                        <a:solidFill>
+                          <a:srgbClr val="EE0000"/>
+                        </a:solidFill>
+                        <a:ln w="12700">
+                          <a:noFill/>
+                        </a:ln>
+                      </wps:spPr>
+                      <wps:style>
+                        <a:lnRef idx="2">
+                          <a:schemeClr val="accent1">
+                            <a:shade val="15000"/>
+                          </a:schemeClr>
+                        </a:lnRef>
+                        <a:fillRef idx="1">
+                          <a:schemeClr val="accent1"/>
+                        </a:fillRef>
+                        <a:effectRef idx="0">
+                          <a:schemeClr val="accent1"/>
+                        </a:effectRef>
+                        <a:fontRef idx="minor">
+                          <a:schemeClr val="lt1"/>
+                        </a:fontRef>
+                      </wps:style>
+                      <wps:bodyPr rot="0" spcFirstLastPara="0" vertOverflow="overflow" horzOverflow="overflow" vert="horz" wrap="square" lIns="91440" tIns="45720" rIns="91440" bIns="45720" numCol="1" spcCol="0" rtlCol="0" fromWordArt="0" anchor="ctr" anchorCtr="0" forceAA="0" compatLnSpc="1">
+                        <a:prstTxWarp prst="textNoShape">
+                          <a:avLst/>
+                        </a:prstTxWarp>
+                        <a:noAutofit/>
+                      </wps:bodyPr>
+                    </wps:wsp>
+                  </a:graphicData>
+                </a:graphic>
+                <wp14:sizeRelH relativeFrom="margin">
+                  <wp14:pctWidth>0</wp14:pctWidth>
+                </wp14:sizeRelH>
+                <wp14:sizeRelV relativeFrom="margin">
+                  <wp14:pctHeight>0</wp14:pctHeight>
+                </wp14:sizeRelV>
+              </wp:anchor>
+            </w:drawing>
+          </mc:Choice>
+          <mc:Fallback>
+            <w:pict>
+              <v:shape w14:anchorId="50C56ADD" id="フレーム 4" o:spid="_x0000_s1026" style="position:absolute;margin-left:265.4pt;margin-top:99.85pt;width:104.5pt;height:56.05pt;z-index:251663360;visibility:visible;mso-wrap-style:square;mso-width-percent:0;mso-height-percent:0;mso-wrap-distance-left:9pt;mso-wrap-distance-top:0;mso-wrap-distance-right:9pt;mso-wrap-distance-bottom:0;mso-position-horizontal:absolute;mso-position-horizontal-relative:text;mso-position-vertical:absolute;mso-position-vertical-relative:text;mso-width-percent:0;mso-height-percent:0;mso-width-relative:margin;mso-height-relative:margin;v-text-anchor:middle" coordsize="1327094,711610" o:gfxdata="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" path="m,l1327094,r,711610l,711610,,xm44262,44262r,623086l1282832,667348r,-623086l44262,44262xe" fillcolor="#e00" stroked="f" strokeweight="1pt">
+                <v:stroke joinstyle="miter"/>
+                <v:path arrowok="t" o:connecttype="custom" o:connectlocs="0,0;1327094,0;1327094,711610;0,711610;0,0;44262,44262;44262,667348;1282832,667348;1282832,44262;44262,44262" o:connectangles="0,0,0,0,0,0,0,0,0,0"/>
+              </v:shape>
+            </w:pict>
+          </mc:Fallback>
+        </mc:AlternateContent>
+      </w:r>
+      <w:r>
+        <w:rPr>
+          <w:noProof/>
+        </w:rPr>
+        <mc:AlternateContent>
+          <mc:Choice Requires="wps">
+            <w:drawing>
+              <wp:anchor distT="0" distB="0" distL="114300" distR="114300" simplePos="0" relativeHeight="251661312" behindDoc="0" locked="0" layoutInCell="1" allowOverlap="1" wp14:anchorId="421CD39A" wp14:editId="3AF3D79C">
+                <wp:simplePos x="0" y="0"/>
+                <wp:positionH relativeFrom="column">
+                  <wp:posOffset>764850</wp:posOffset>
+                </wp:positionH>
+                <wp:positionV relativeFrom="paragraph">
+                  <wp:posOffset>1268286</wp:posOffset>
+                </wp:positionV>
+                <wp:extent cx="1011504" cy="711610"/>
+                <wp:effectExtent l="0" t="0" r="5080" b="0"/>
+                <wp:wrapNone/>
+                <wp:docPr id="2131528372" name="フレーム 4"/>
+                <wp:cNvGraphicFramePr/>
+                <a:graphic xmlns:a="http://schemas.openxmlformats.org/drawingml/2006/main">
+                  <a:graphicData uri="http://schemas.microsoft.com/office/word/2010/wordprocessingShape">
+                    <wps:wsp>
+                      <wps:cNvSpPr/>
+                      <wps:spPr>
+                        <a:xfrm>
+                          <a:off x="0" y="0"/>
+                          <a:ext cx="1011504" cy="711610"/>
+                        </a:xfrm>
+                        <a:prstGeom prst="frame">
+                          <a:avLst>
+                            <a:gd name="adj1" fmla="val 6220"/>
+                          </a:avLst>
+                        </a:prstGeom>
+                        <a:solidFill>
+                          <a:srgbClr val="EE0000"/>
+                        </a:solidFill>
+                        <a:ln w="12700">
+                          <a:noFill/>
+                        </a:ln>
+                      </wps:spPr>
+                      <wps:style>
+                        <a:lnRef idx="2">
+                          <a:schemeClr val="accent1">
+                            <a:shade val="15000"/>
+                          </a:schemeClr>
+                        </a:lnRef>
+                        <a:fillRef idx="1">
+                          <a:schemeClr val="accent1"/>
+                        </a:fillRef>
+                        <a:effectRef idx="0">
+                          <a:schemeClr val="accent1"/>
+                        </a:effectRef>
+                        <a:fontRef idx="minor">
+                          <a:schemeClr val="lt1"/>
+                        </a:fontRef>
+                      </wps:style>
+                      <wps:bodyPr rot="0" spcFirstLastPara="0" vertOverflow="overflow" horzOverflow="overflow" vert="horz" wrap="square" lIns="91440" tIns="45720" rIns="91440" bIns="45720" numCol="1" spcCol="0" rtlCol="0" fromWordArt="0" anchor="ctr" anchorCtr="0" forceAA="0" compatLnSpc="1">
+                        <a:prstTxWarp prst="textNoShape">
+                          <a:avLst/>
+                        </a:prstTxWarp>
+                        <a:noAutofit/>
+                      </wps:bodyPr>
+                    </wps:wsp>
+                  </a:graphicData>
+                </a:graphic>
+                <wp14:sizeRelH relativeFrom="margin">
+                  <wp14:pctWidth>0</wp14:pctWidth>
+                </wp14:sizeRelH>
+                <wp14:sizeRelV relativeFrom="margin">
+                  <wp14:pctHeight>0</wp14:pctHeight>
+                </wp14:sizeRelV>
+              </wp:anchor>
+            </w:drawing>
+          </mc:Choice>
+          <mc:Fallback>
+            <w:pict>
+              <v:shape w14:anchorId="647136F7" id="フレーム 4" o:spid="_x0000_s1026" style="position:absolute;margin-left:60.2pt;margin-top:99.85pt;width:79.65pt;height:56.05pt;z-index:251661312;visibility:visible;mso-wrap-style:square;mso-width-percent:0;mso-height-percent:0;mso-wrap-distance-left:9pt;mso-wrap-distance-top:0;mso-wrap-distance-right:9pt;mso-wrap-distance-bottom:0;mso-position-horizontal:absolute;mso-position-horizontal-relative:text;mso-position-vertical:absolute;mso-position-vertical-relative:text;mso-width-percent:0;mso-height-percent:0;mso-width-relative:margin;mso-height-relative:margin;v-text-anchor:middle" coordsize="1011504,711610" o:gfxdata="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" path="m,l1011504,r,711610l,711610,,xm44262,44262r,623086l967242,667348r,-623086l44262,44262xe" fillcolor="#e00" stroked="f" strokeweight="1pt">
+                <v:stroke joinstyle="miter"/>
+                <v:path arrowok="t" o:connecttype="custom" o:connectlocs="0,0;1011504,0;1011504,711610;0,711610;0,0;44262,44262;44262,667348;967242,667348;967242,44262;44262,44262" o:connectangles="0,0,0,0,0,0,0,0,0,0"/>
+              </v:shape>
+            </w:pict>
+          </mc:Fallback>
+        </mc:AlternateContent>
+      </w:r>
+      <w:r>
+        <w:rPr>
+          <w:noProof/>
+        </w:rPr>
+        <w:drawing>
+          <wp:inline distT="0" distB="0" distL="0" distR="0" wp14:anchorId="340FBE01" wp14:editId="73A38014">
+            <wp:extent cx="2588525" cy="1892819"/>
+            <wp:effectExtent l="0" t="0" r="2540" b="0"/>
+            <wp:docPr id="1808956116" name="図 2"/>
+            <wp:cNvGraphicFramePr>
+              <a:graphicFrameLocks xmlns:a="http://schemas.openxmlformats.org/drawingml/2006/main" noChangeAspect="1"/>
+            </wp:cNvGraphicFramePr>
+            <a:graphic xmlns:a="http://schemas.openxmlformats.org/drawingml/2006/main">
+              <a:graphicData uri="http://schemas.openxmlformats.org/drawingml/2006/picture">
+                <pic:pic xmlns:pic="http://schemas.openxmlformats.org/drawingml/2006/picture">
+                  <pic:nvPicPr>
+                    <pic:cNvPr id="1808956116" name="図 1808956116"/>
+                    <pic:cNvPicPr/>
+                  </pic:nvPicPr>
+                  <pic:blipFill>
+                    <a:blip r:embed="rId8" cstate="print">
+                      <a:extLst>
+                        <a:ext uri="{28A0092B-C50C-407E-A947-70E740481C1C}">
+                          <a14:useLocalDpi xmlns:a14="http://schemas.microsoft.com/office/drawing/2010/main" val="0"/>
+                        </a:ext>
+                      </a:extLst>
+                    </a:blip>
+                    <a:stretch>
+                      <a:fillRect/>
+                    </a:stretch>
+                  </pic:blipFill>
+                  <pic:spPr>
+                    <a:xfrm>
+                      <a:off x="0" y="0"/>
+                      <a:ext cx="2626363" cy="1920488"/>
+                    </a:xfrm>
+                    <a:prstGeom prst="rect">
+                      <a:avLst/>
+                    </a:prstGeom>
+                  </pic:spPr>
+                </pic:pic>
+              </a:graphicData>
+            </a:graphic>
+          </wp:inline>
+        </w:drawing>
+      </w:r>
+      <w:r>
+        <w:rPr>
+          <w:noProof/>
+        </w:rPr>
+        <w:drawing>
+          <wp:inline distT="0" distB="0" distL="0" distR="0" wp14:anchorId="55207BD6" wp14:editId="271F3791">
+            <wp:extent cx="2759384" cy="1893994"/>
+            <wp:effectExtent l="0" t="0" r="0" b="0"/>
+            <wp:docPr id="1556940132" name="図 3"/>
+            <wp:cNvGraphicFramePr>
+              <a:graphicFrameLocks xmlns:a="http://schemas.openxmlformats.org/drawingml/2006/main" noChangeAspect="1"/>
+            </wp:cNvGraphicFramePr>
+            <a:graphic xmlns:a="http://schemas.openxmlformats.org/drawingml/2006/main">
+              <a:graphicData uri="http://schemas.openxmlformats.org/drawingml/2006/picture">
+                <pic:pic xmlns:pic="http://schemas.openxmlformats.org/drawingml/2006/picture">
+                  <pic:nvPicPr>
+                    <pic:cNvPr id="1556940132" name="図 1556940132"/>
+                    <pic:cNvPicPr/>
+                  </pic:nvPicPr>
+                  <pic:blipFill>
+                    <a:blip r:embed="rId9" cstate="print">
+                      <a:extLst>
+                        <a:ext uri="{28A0092B-C50C-407E-A947-70E740481C1C}">
+                          <a14:useLocalDpi xmlns:a14="http://schemas.microsoft.com/office/drawing/2010/main" val="0"/>
+                        </a:ext>
+                      </a:extLst>
+                    </a:blip>
+                    <a:stretch>
+                      <a:fillRect/>
+                    </a:stretch>
+                  </pic:blipFill>
+                  <pic:spPr>
+                    <a:xfrm>
+                      <a:off x="0" y="0"/>
+                      <a:ext cx="2853294" cy="1958452"/>
+                    </a:xfrm>
+                    <a:prstGeom prst="rect">
+                      <a:avLst/>
+                    </a:prstGeom>
+                  </pic:spPr>
+                </pic:pic>
+              </a:graphicData>
+            </a:graphic>
+          </wp:inline>
+        </w:drawing>
+      </w:r>
+    </w:p>
+    <w:p>
+      <w:pPr>
+        <w:rPr>
+          <w:rFonts w:hint="eastAsia"/>
+        </w:rPr>
+      </w:pPr>
+    </w:p>
+    <w:p>
+      <w:pPr>
+        <w:rPr>
+          <w:rFonts w:hint="eastAsia"/>
+          <w:b/>
+          <w:bCs/>
+        </w:rPr>
+      </w:pPr>
+      <w:r>
+        <w:rPr>
+          <w:rFonts w:hint="eastAsia"/>
           <w:b/>
           <w:bCs/>
           <w:sz w:val="28"/>
           <w:szCs w:val="36"/>
         </w:rPr>
-      </w:pPr>
-      <w:bookmarkStart w:id="2" w:name="動作環境"/>
-      <w:r>
-        <w:rPr>
-          <w:rFonts w:hint="eastAsia"/>
+        <w:t>その他ゲームでの違和感例</w:t>
+      </w:r>
+    </w:p>
+    <w:p>
+      <w:r>
+        <w:rPr>
+          <w:rFonts w:hint="eastAsia"/>
+        </w:rPr>
+        <w:t>・手が壁や物体を貫通する</w:t>
+      </w:r>
+    </w:p>
+    <w:p>
+      <w:pPr>
+        <w:ind w:firstLineChars="50" w:firstLine="105"/>
+      </w:pPr>
+      <w:r>
+        <w:rPr>
+          <w:rFonts w:hint="eastAsia"/>
+        </w:rPr>
+        <w:t>キャラクターが壁に近づいた際、手や剣が壁をすり抜けてしまうことがあります。これ</w:t>
+      </w:r>
+      <w:r>
+        <w:rPr>
+          <w:rFonts w:hint="eastAsia"/>
+        </w:rPr>
+        <w:lastRenderedPageBreak/>
+        <w:t>は、攻撃アニメーションの手の位置が壁などの障害物を考慮していないからです。</w:t>
+      </w:r>
+    </w:p>
+    <w:p>
+      <w:pPr>
+        <w:ind w:firstLineChars="50" w:firstLine="105"/>
+        <w:rPr>
+          <w:rFonts w:hint="eastAsia"/>
+        </w:rPr>
+      </w:pPr>
+    </w:p>
+    <w:p>
+      <w:r>
+        <w:rPr>
+          <w:rFonts w:hint="eastAsia"/>
+        </w:rPr>
+        <w:t>・頭が壁や天井に減り込む</w:t>
+      </w:r>
+    </w:p>
+    <w:p>
+      <w:pPr>
+        <w:ind w:firstLineChars="50" w:firstLine="105"/>
+      </w:pPr>
+      <w:r>
+        <w:rPr>
+          <w:rFonts w:hint="eastAsia"/>
+        </w:rPr>
+        <w:t>低い天井の下に入ったりした際、頭部が壁を貫通してしまうことがあります。</w:t>
+      </w:r>
+    </w:p>
+    <w:p>
+      <w:pPr>
+        <w:rPr>
+          <w:rFonts w:hint="eastAsia"/>
+        </w:rPr>
+      </w:pPr>
+    </w:p>
+    <w:p>
+      <w:r>
+        <w:rPr>
+          <w:rFonts w:hint="eastAsia"/>
+        </w:rPr>
+        <w:t>・視線がおかしい</w:t>
+      </w:r>
+    </w:p>
+    <w:p>
+      <w:pPr>
+        <w:ind w:firstLineChars="50" w:firstLine="105"/>
+      </w:pPr>
+      <w:r>
+        <w:rPr>
+          <w:rFonts w:hint="eastAsia"/>
+        </w:rPr>
+        <w:t>キャラクター同士が会話している際、顔はこちらを向いているけれど視線が合っていないことがあります。目のボーンがアニメーションの固定値で動いて</w:t>
+      </w:r>
+      <w:r>
+        <w:rPr>
+          <w:rFonts w:hint="eastAsia"/>
+        </w:rPr>
+        <w:t>おり</w:t>
+      </w:r>
+      <w:r>
+        <w:rPr>
+          <w:rFonts w:hint="eastAsia"/>
+        </w:rPr>
+        <w:t>、話し相手の場所が考慮していないからです。</w:t>
+      </w:r>
+    </w:p>
+    <w:p>
+      <w:pPr>
+        <w:rPr>
+          <w:rFonts w:hint="eastAsia"/>
+        </w:rPr>
+      </w:pPr>
+    </w:p>
+    <w:p>
+      <w:r>
+        <w:rPr>
+          <w:rFonts w:hint="eastAsia"/>
+        </w:rPr>
+        <w:t>・武器を持つ手がグリップからズレる</w:t>
+      </w:r>
+    </w:p>
+    <w:p>
+      <w:pPr>
+        <w:ind w:firstLineChars="50" w:firstLine="105"/>
+        <w:rPr>
+          <w:rFonts w:hint="eastAsia"/>
+        </w:rPr>
+      </w:pPr>
+      <w:r>
+        <w:rPr>
+          <w:rFonts w:hint="eastAsia"/>
+        </w:rPr>
+        <w:t>銃のグリップの形状に合わせて握らせようとしても、アニメーションだけでは上手く握ってくれません。</w:t>
+      </w:r>
+    </w:p>
+    <w:p/>
+    <w:p>
+      <w:r>
+        <w:rPr>
+          <w:rFonts w:hint="eastAsia"/>
+        </w:rPr>
+        <w:t>これら全て、「</w:t>
+      </w:r>
+      <w:r>
+        <w:rPr>
+          <w:rFonts w:hint="eastAsia"/>
+          <w:color w:val="EE0000"/>
+        </w:rPr>
+        <w:t>アニメーション側がゲーム内の状況を知らない</w:t>
+      </w:r>
+      <w:r>
+        <w:rPr>
+          <w:rFonts w:hint="eastAsia"/>
+        </w:rPr>
+        <w:t>」ことが原因です。</w:t>
+      </w:r>
+    </w:p>
+    <w:p>
+      <w:r>
+        <w:rPr>
+          <w:rFonts w:hint="eastAsia"/>
+        </w:rPr>
+        <w:t>これらを解決するために使われるのが「</w:t>
+      </w:r>
+      <w:r>
+        <w:t>IK</w:t>
+      </w:r>
+      <w:r>
+        <w:rPr>
+          <w:rFonts w:hint="eastAsia"/>
+        </w:rPr>
+        <w:t>」というわけですね。</w:t>
+      </w:r>
+    </w:p>
+    <w:p/>
+    <w:p>
+      <w:pPr>
+        <w:rPr>
           <w:b/>
           <w:bCs/>
           <w:sz w:val="28"/>
           <w:szCs w:val="36"/>
         </w:rPr>
-        <w:t>動作</w:t>
-      </w:r>
+      </w:pPr>
       <w:r>
         <w:rPr>
           <w:rFonts w:hint="eastAsia"/>
@@ -600,6 +1463,1418 @@
           <w:sz w:val="28"/>
           <w:szCs w:val="36"/>
         </w:rPr>
+        <w:t>解決方法「</w:t>
+      </w:r>
+      <w:r>
+        <w:rPr>
+          <w:b/>
+          <w:bCs/>
+          <w:sz w:val="28"/>
+          <w:szCs w:val="36"/>
+        </w:rPr>
+        <w:t>IK</w:t>
+      </w:r>
+      <w:r>
+        <w:rPr>
+          <w:rFonts w:hint="eastAsia"/>
+          <w:b/>
+          <w:bCs/>
+          <w:sz w:val="28"/>
+          <w:szCs w:val="36"/>
+        </w:rPr>
+        <w:t>」</w:t>
+      </w:r>
+    </w:p>
+    <w:p>
+      <w:pPr>
+        <w:rPr>
+          <w:rFonts w:hint="eastAsia"/>
+        </w:rPr>
+      </w:pPr>
+      <w:r>
+        <w:rPr>
+          <w:rFonts w:hint="eastAsia"/>
+        </w:rPr>
+        <w:t>ボーンを動かす方法には、</w:t>
+      </w:r>
+      <w:r>
+        <w:rPr>
+          <w:color w:val="EE0000"/>
+        </w:rPr>
+        <w:t>FK(</w:t>
+      </w:r>
+      <w:r>
+        <w:rPr>
+          <w:rFonts w:hint="eastAsia"/>
+          <w:color w:val="EE0000"/>
+        </w:rPr>
+        <w:t>フォワードキネマティクス</w:t>
+      </w:r>
+      <w:r>
+        <w:rPr>
+          <w:color w:val="EE0000"/>
+        </w:rPr>
+        <w:t>)</w:t>
+      </w:r>
+      <w:r>
+        <w:rPr>
+          <w:rFonts w:hint="eastAsia"/>
+        </w:rPr>
+        <w:t>と</w:t>
+      </w:r>
+      <w:r>
+        <w:rPr>
+          <w:color w:val="EE0000"/>
+        </w:rPr>
+        <w:t>IK(</w:t>
+      </w:r>
+      <w:r>
+        <w:rPr>
+          <w:rFonts w:hint="eastAsia"/>
+          <w:color w:val="EE0000"/>
+        </w:rPr>
+        <w:t>インバ</w:t>
+      </w:r>
+      <w:r>
+        <w:rPr>
+          <w:rFonts w:hint="eastAsia"/>
+          <w:color w:val="EE0000"/>
+        </w:rPr>
+        <w:t>ー</w:t>
+      </w:r>
+      <w:r>
+        <w:rPr>
+          <w:rFonts w:hint="eastAsia"/>
+          <w:color w:val="EE0000"/>
+        </w:rPr>
+        <w:t>スキネマティクス)</w:t>
+      </w:r>
+      <w:r>
+        <w:rPr>
+          <w:rFonts w:hint="eastAsia"/>
+        </w:rPr>
+        <w:t>があります。</w:t>
+      </w:r>
+    </w:p>
+    <w:p/>
+    <w:p>
+      <w:pPr>
+        <w:rPr>
+          <w:b/>
+          <w:bCs/>
+        </w:rPr>
+      </w:pPr>
+      <w:r>
+        <w:rPr>
+          <w:rFonts w:hint="eastAsia"/>
+          <w:b/>
+          <w:bCs/>
+        </w:rPr>
+        <w:t>【</w:t>
+      </w:r>
+      <w:r>
+        <w:rPr>
+          <w:b/>
+          <w:bCs/>
+        </w:rPr>
+        <w:t>FK</w:t>
+      </w:r>
+      <w:r>
+        <w:rPr>
+          <w:b/>
+          <w:bCs/>
+        </w:rPr>
+        <w:t>(</w:t>
+      </w:r>
+      <w:r>
+        <w:rPr>
+          <w:rFonts w:hint="eastAsia"/>
+          <w:b/>
+          <w:bCs/>
+        </w:rPr>
+        <w:t>フォワードキネマティクス</w:t>
+      </w:r>
+      <w:r>
+        <w:rPr>
+          <w:b/>
+          <w:bCs/>
+        </w:rPr>
+        <w:t>)</w:t>
+      </w:r>
+      <w:r>
+        <w:rPr>
+          <w:rFonts w:hint="eastAsia"/>
+          <w:b/>
+          <w:bCs/>
+        </w:rPr>
+        <w:t>】</w:t>
+      </w:r>
+    </w:p>
+    <w:p>
+      <w:r>
+        <w:rPr>
+          <w:rFonts w:hint="eastAsia"/>
+          <w:b/>
+          <w:bCs/>
+        </w:rPr>
+        <w:t xml:space="preserve">　</w:t>
+      </w:r>
+      <w:r>
+        <w:rPr>
+          <w:rFonts w:hint="eastAsia"/>
+        </w:rPr>
+        <w:t>親ボーンから子ボーンへと</w:t>
+      </w:r>
+      <w:r>
+        <w:rPr>
+          <w:rFonts w:hint="eastAsia"/>
+          <w:color w:val="EE0000"/>
+        </w:rPr>
+        <w:t>順番に回転を伝える</w:t>
+      </w:r>
+      <w:r>
+        <w:rPr>
+          <w:rFonts w:hint="eastAsia"/>
+        </w:rPr>
+        <w:t>方式。</w:t>
+      </w:r>
+    </w:p>
+    <w:p/>
+    <w:p>
+      <w:r>
+        <w:rPr>
+          <w:rFonts w:hint="eastAsia"/>
+        </w:rPr>
+        <w:t>腰→太もも→膝→足首→足</w:t>
+      </w:r>
+    </w:p>
+    <w:p>
+      <w:pPr>
+        <w:rPr>
+          <w:rFonts w:hint="eastAsia"/>
+        </w:rPr>
+      </w:pPr>
+      <w:r>
+        <w:rPr>
+          <w:rFonts w:hint="eastAsia"/>
+        </w:rPr>
+        <w:t>根元から先端へ順番に計算する。</w:t>
+      </w:r>
+    </w:p>
+    <w:p>
+      <w:pPr>
+        <w:rPr>
+          <w:b/>
+          <w:bCs/>
+        </w:rPr>
+      </w:pPr>
+    </w:p>
+    <w:p>
+      <w:pPr>
+        <w:rPr>
+          <w:b/>
+          <w:bCs/>
+        </w:rPr>
+      </w:pPr>
+      <w:r>
+        <w:rPr>
+          <w:rFonts w:hint="eastAsia"/>
+          <w:b/>
+          <w:bCs/>
+        </w:rPr>
+        <w:t>【</w:t>
+      </w:r>
+      <w:r>
+        <w:rPr>
+          <w:b/>
+          <w:bCs/>
+        </w:rPr>
+        <w:t>IK(</w:t>
+      </w:r>
+      <w:r>
+        <w:rPr>
+          <w:rFonts w:hint="eastAsia"/>
+          <w:b/>
+          <w:bCs/>
+        </w:rPr>
+        <w:t>インバースキネマティクス</w:t>
+      </w:r>
+      <w:r>
+        <w:rPr>
+          <w:b/>
+          <w:bCs/>
+        </w:rPr>
+        <w:t>)</w:t>
+      </w:r>
+      <w:r>
+        <w:rPr>
+          <w:rFonts w:hint="eastAsia"/>
+          <w:b/>
+          <w:bCs/>
+        </w:rPr>
+        <w:t>】</w:t>
+      </w:r>
+    </w:p>
+    <w:p>
+      <w:r>
+        <w:rPr>
+          <w:rFonts w:hint="eastAsia"/>
+        </w:rPr>
+        <w:t xml:space="preserve">　「足をここに置きたい」という</w:t>
+      </w:r>
+      <w:r>
+        <w:rPr>
+          <w:rFonts w:hint="eastAsia"/>
+          <w:color w:val="EE0000"/>
+        </w:rPr>
+        <w:t>目標位置</w:t>
+      </w:r>
+      <w:r>
+        <w:rPr>
+          <w:color w:val="EE0000"/>
+        </w:rPr>
+        <w:t>(</w:t>
+      </w:r>
+      <w:r>
+        <w:rPr>
+          <w:rFonts w:hint="eastAsia"/>
+          <w:color w:val="EE0000"/>
+        </w:rPr>
+        <w:t>ゴール</w:t>
+      </w:r>
+      <w:r>
+        <w:rPr>
+          <w:color w:val="EE0000"/>
+        </w:rPr>
+        <w:t>)</w:t>
+      </w:r>
+      <w:r>
+        <w:rPr>
+          <w:rFonts w:hint="eastAsia"/>
+        </w:rPr>
+        <w:t>を</w:t>
+      </w:r>
+      <w:r>
+        <w:rPr>
+          <w:rFonts w:hint="eastAsia"/>
+        </w:rPr>
+        <w:t>指定すると、そこに届くように関節の角度を自動で</w:t>
+      </w:r>
+      <w:r>
+        <w:rPr>
+          <w:rFonts w:hint="eastAsia"/>
+          <w:color w:val="EE0000"/>
+        </w:rPr>
+        <w:t>逆算</w:t>
+      </w:r>
+      <w:r>
+        <w:rPr>
+          <w:rFonts w:hint="eastAsia"/>
+          <w:color w:val="EE0000"/>
+        </w:rPr>
+        <w:t>する</w:t>
+      </w:r>
+      <w:r>
+        <w:rPr>
+          <w:rFonts w:hint="eastAsia"/>
+        </w:rPr>
+        <w:t>方式</w:t>
+      </w:r>
+    </w:p>
+    <w:p/>
+    <w:p>
+      <w:r>
+        <w:rPr>
+          <w:rFonts w:hint="eastAsia"/>
+        </w:rPr>
+        <w:t>目標位置を指定→足→足首→膝→太もも</w:t>
+      </w:r>
+    </w:p>
+    <w:p>
+      <w:r>
+        <w:rPr>
+          <w:rFonts w:hint="eastAsia"/>
+        </w:rPr>
+        <w:t>目標位置に届くよう逆順に計算する。</w:t>
+      </w:r>
+    </w:p>
+    <w:p>
+      <w:pPr>
+        <w:rPr>
+          <w:rFonts w:hint="eastAsia"/>
+        </w:rPr>
+      </w:pPr>
+    </w:p>
+    <w:p>
+      <w:pPr>
+        <w:rPr>
+          <w:b/>
+          <w:bCs/>
+        </w:rPr>
+      </w:pPr>
+      <w:r>
+        <w:rPr>
+          <w:b/>
+          <w:bCs/>
+          <w:sz w:val="28"/>
+          <w:szCs w:val="36"/>
+        </w:rPr>
+        <w:lastRenderedPageBreak/>
+        <w:t>Foot IK</w:t>
+      </w:r>
+      <w:r>
+        <w:rPr>
+          <w:rFonts w:hint="eastAsia"/>
+          <w:b/>
+          <w:bCs/>
+          <w:sz w:val="28"/>
+          <w:szCs w:val="36"/>
+        </w:rPr>
+        <w:t>の仕組み</w:t>
+      </w:r>
+    </w:p>
+    <w:p>
+      <w:pPr>
+        <w:rPr>
+          <w:rFonts w:hint="eastAsia"/>
+          <w:b/>
+          <w:bCs/>
+        </w:rPr>
+      </w:pPr>
+      <w:r>
+        <w:rPr>
+          <w:rFonts w:hint="eastAsia"/>
+          <w:b/>
+          <w:bCs/>
+        </w:rPr>
+        <w:t>【実装手順】</w:t>
+      </w:r>
+    </w:p>
+    <w:p>
+      <w:pPr>
+        <w:pStyle w:val="a9"/>
+        <w:numPr>
+          <w:ilvl w:val="0"/>
+          <w:numId w:val="9"/>
+        </w:numPr>
+      </w:pPr>
+      <w:r>
+        <w:rPr>
+          <w:rFonts w:hint="eastAsia"/>
+        </w:rPr>
+        <w:t>アニメーションで足の位置が決まる</w:t>
+      </w:r>
+      <w:r>
+        <w:t>(FK)</w:t>
+      </w:r>
+    </w:p>
+    <w:p>
+      <w:pPr>
+        <w:pStyle w:val="a9"/>
+        <w:numPr>
+          <w:ilvl w:val="0"/>
+          <w:numId w:val="9"/>
+        </w:numPr>
+      </w:pPr>
+      <w:r>
+        <w:rPr>
+          <w:rFonts w:hint="eastAsia"/>
+        </w:rPr>
+        <w:t>足の下に</w:t>
+      </w:r>
+      <w:r>
+        <w:t>Raycast</w:t>
+      </w:r>
+      <w:r>
+        <w:rPr>
+          <w:rFonts w:hint="eastAsia"/>
+        </w:rPr>
+        <w:t>を飛ばして地面の位置を検出</w:t>
+      </w:r>
+    </w:p>
+    <w:p>
+      <w:pPr>
+        <w:pStyle w:val="a9"/>
+        <w:numPr>
+          <w:ilvl w:val="0"/>
+          <w:numId w:val="9"/>
+        </w:numPr>
+      </w:pPr>
+      <w:r>
+        <w:rPr>
+          <w:rFonts w:hint="eastAsia"/>
+        </w:rPr>
+        <w:t>検出した地面の位置に足の</w:t>
+      </w:r>
+      <w:r>
+        <w:t>IK</w:t>
+      </w:r>
+      <w:r>
+        <w:rPr>
+          <w:rFonts w:hint="eastAsia"/>
+        </w:rPr>
+        <w:t>ゴールを設定</w:t>
+      </w:r>
+    </w:p>
+    <w:p>
+      <w:pPr>
+        <w:pStyle w:val="a9"/>
+        <w:numPr>
+          <w:ilvl w:val="0"/>
+          <w:numId w:val="9"/>
+        </w:numPr>
+      </w:pPr>
+      <w:r>
+        <w:t>IK</w:t>
+      </w:r>
+      <w:r>
+        <w:rPr>
+          <w:rFonts w:hint="eastAsia"/>
+        </w:rPr>
+        <w:t>が逆算して膝・太ももの角度を自動調整</w:t>
+      </w:r>
+    </w:p>
+    <w:p>
+      <w:pPr>
+        <w:pStyle w:val="a9"/>
+        <w:numPr>
+          <w:ilvl w:val="0"/>
+          <w:numId w:val="9"/>
+        </w:numPr>
+        <w:rPr>
+          <w:rFonts w:hint="eastAsia"/>
+        </w:rPr>
+      </w:pPr>
+      <w:r>
+        <w:rPr>
+          <w:rFonts w:hint="eastAsia"/>
+        </w:rPr>
+        <w:t>浮いて</w:t>
+      </w:r>
+      <w:r>
+        <w:rPr>
+          <w:rFonts w:hint="eastAsia"/>
+        </w:rPr>
+        <w:t>い</w:t>
+      </w:r>
+      <w:r>
+        <w:rPr>
+          <w:rFonts w:hint="eastAsia"/>
+        </w:rPr>
+        <w:t>た</w:t>
+      </w:r>
+      <w:r>
+        <w:rPr>
+          <w:rFonts w:hint="eastAsia"/>
+        </w:rPr>
+        <w:t>足が地面に接地する</w:t>
+      </w:r>
+    </w:p>
+    <w:p/>
+    <w:p>
+      <w:pPr>
+        <w:rPr>
+          <w:rFonts w:hint="eastAsia"/>
+          <w:b/>
+          <w:bCs/>
+        </w:rPr>
+      </w:pPr>
+      <w:r>
+        <w:rPr>
+          <w:rFonts w:hint="eastAsia"/>
+          <w:b/>
+          <w:bCs/>
+        </w:rPr>
+        <w:t>【</w:t>
+      </w:r>
+      <w:r>
+        <w:rPr>
+          <w:b/>
+          <w:bCs/>
+        </w:rPr>
+        <w:t>Weight</w:t>
+      </w:r>
+      <w:r>
+        <w:rPr>
+          <w:rFonts w:hint="eastAsia"/>
+          <w:b/>
+          <w:bCs/>
+        </w:rPr>
+        <w:t>】</w:t>
+      </w:r>
+    </w:p>
+    <w:p>
+      <w:pPr>
+        <w:ind w:firstLineChars="50" w:firstLine="105"/>
+      </w:pPr>
+      <w:r>
+        <w:t>IK</w:t>
+      </w:r>
+      <w:r>
+        <w:rPr>
+          <w:rFonts w:hint="eastAsia"/>
+        </w:rPr>
+        <w:t>には</w:t>
+      </w:r>
+      <w:r>
+        <w:rPr>
+          <w:color w:val="EE0000"/>
+        </w:rPr>
+        <w:t>Weight(</w:t>
+      </w:r>
+      <w:r>
+        <w:rPr>
+          <w:rFonts w:hint="eastAsia"/>
+          <w:color w:val="EE0000"/>
+        </w:rPr>
+        <w:t>重み</w:t>
+      </w:r>
+      <w:r>
+        <w:rPr>
+          <w:color w:val="EE0000"/>
+        </w:rPr>
+        <w:t>)</w:t>
+      </w:r>
+      <w:r>
+        <w:rPr>
+          <w:rFonts w:hint="eastAsia"/>
+        </w:rPr>
+        <w:t>という</w:t>
+      </w:r>
+      <w:r>
+        <w:t>0.0</w:t>
+      </w:r>
+      <w:r>
+        <w:rPr>
+          <w:rFonts w:hint="eastAsia"/>
+        </w:rPr>
+        <w:t>〜</w:t>
+      </w:r>
+      <w:r>
+        <w:t>1.0</w:t>
+      </w:r>
+      <w:r>
+        <w:rPr>
+          <w:rFonts w:hint="eastAsia"/>
+        </w:rPr>
+        <w:t>の値があります。</w:t>
+      </w:r>
+    </w:p>
+    <w:p>
+      <w:pPr>
+        <w:ind w:firstLineChars="50" w:firstLine="105"/>
+      </w:pPr>
+      <w:r>
+        <w:rPr>
+          <w:rFonts w:hint="eastAsia"/>
+        </w:rPr>
+        <w:t>簡単にいうと、「</w:t>
+      </w:r>
+      <w:r>
+        <w:t>IK</w:t>
+      </w:r>
+      <w:r>
+        <w:rPr>
+          <w:rFonts w:hint="eastAsia"/>
+        </w:rPr>
+        <w:t>の影響力」です。</w:t>
+      </w:r>
+    </w:p>
+    <w:p/>
+    <w:tbl>
+      <w:tblPr>
+        <w:tblStyle w:val="af3"/>
+        <w:tblW w:w="0" w:type="auto"/>
+        <w:tblLook w:val="04A0" w:firstRow="1" w:lastRow="0" w:firstColumn="1" w:lastColumn="0" w:noHBand="0" w:noVBand="1"/>
+      </w:tblPr>
+      <w:tblGrid>
+        <w:gridCol w:w="1271"/>
+        <w:gridCol w:w="7223"/>
+      </w:tblGrid>
+      <w:tr>
+        <w:tc>
+          <w:tcPr>
+            <w:tcW w:w="1271" w:type="dxa"/>
+          </w:tcPr>
+          <w:p>
+            <w:r>
+              <w:t>Weight</w:t>
+            </w:r>
+          </w:p>
+        </w:tc>
+        <w:tc>
+          <w:tcPr>
+            <w:tcW w:w="7223" w:type="dxa"/>
+          </w:tcPr>
+          <w:p>
+            <w:r>
+              <w:rPr>
+                <w:rFonts w:hint="eastAsia"/>
+              </w:rPr>
+              <w:t>効果</w:t>
+            </w:r>
+          </w:p>
+        </w:tc>
+      </w:tr>
+      <w:tr>
+        <w:tc>
+          <w:tcPr>
+            <w:tcW w:w="1271" w:type="dxa"/>
+          </w:tcPr>
+          <w:p>
+            <w:r>
+              <w:t>0.0</w:t>
+            </w:r>
+          </w:p>
+        </w:tc>
+        <w:tc>
+          <w:tcPr>
+            <w:tcW w:w="7223" w:type="dxa"/>
+          </w:tcPr>
+          <w:p>
+            <w:pPr>
+              <w:rPr>
+                <w:rFonts w:hint="eastAsia"/>
+              </w:rPr>
+            </w:pPr>
+            <w:r>
+              <w:t>IK</w:t>
+            </w:r>
+            <w:r>
+              <w:rPr>
+                <w:rFonts w:hint="eastAsia"/>
+              </w:rPr>
+              <w:t>を無視し、アニメーション通りの位置になる。</w:t>
+            </w:r>
+          </w:p>
+        </w:tc>
+      </w:tr>
+      <w:tr>
+        <w:tc>
+          <w:tcPr>
+            <w:tcW w:w="1271" w:type="dxa"/>
+          </w:tcPr>
+          <w:p>
+            <w:r>
+              <w:t>0.5</w:t>
+            </w:r>
+          </w:p>
+        </w:tc>
+        <w:tc>
+          <w:tcPr>
+            <w:tcW w:w="7223" w:type="dxa"/>
+          </w:tcPr>
+          <w:p>
+            <w:pPr>
+              <w:rPr>
+                <w:rFonts w:hint="eastAsia"/>
+              </w:rPr>
+            </w:pPr>
+            <w:r>
+              <w:rPr>
+                <w:rFonts w:hint="eastAsia"/>
+              </w:rPr>
+              <w:t>アニメーション位置と</w:t>
+            </w:r>
+            <w:r>
+              <w:t>IK</w:t>
+            </w:r>
+            <w:r>
+              <w:rPr>
+                <w:rFonts w:hint="eastAsia"/>
+              </w:rPr>
+              <w:t>ゴール位置の中間になる。</w:t>
+            </w:r>
+          </w:p>
+        </w:tc>
+      </w:tr>
+      <w:tr>
+        <w:tc>
+          <w:tcPr>
+            <w:tcW w:w="1271" w:type="dxa"/>
+          </w:tcPr>
+          <w:p>
+            <w:r>
+              <w:t>1.0</w:t>
+            </w:r>
+          </w:p>
+        </w:tc>
+        <w:tc>
+          <w:tcPr>
+            <w:tcW w:w="7223" w:type="dxa"/>
+          </w:tcPr>
+          <w:p>
+            <w:r>
+              <w:t>IK</w:t>
+            </w:r>
+            <w:r>
+              <w:rPr>
+                <w:rFonts w:hint="eastAsia"/>
+              </w:rPr>
+              <w:t>ゴールの位置になる。</w:t>
+            </w:r>
+          </w:p>
+        </w:tc>
+      </w:tr>
+    </w:tbl>
+    <w:p/>
+    <w:p>
+      <w:pPr>
+        <w:ind w:firstLineChars="50" w:firstLine="105"/>
+      </w:pPr>
+      <w:r>
+        <w:rPr>
+          <w:rFonts w:hint="eastAsia"/>
+        </w:rPr>
+        <w:t>この</w:t>
+      </w:r>
+      <w:r>
+        <w:t>Weight</w:t>
+      </w:r>
+      <w:r>
+        <w:rPr>
+          <w:rFonts w:hint="eastAsia"/>
+        </w:rPr>
+        <w:t>を使うことで、</w:t>
+      </w:r>
+      <w:r>
+        <w:t>IK</w:t>
+      </w:r>
+      <w:r>
+        <w:rPr>
+          <w:rFonts w:hint="eastAsia"/>
+        </w:rPr>
+        <w:t>の影響を徐々に効かせたり、徐々に消したりといった滑らかな制御ができます。</w:t>
+      </w:r>
+    </w:p>
+    <w:p/>
+    <w:p>
+      <w:pPr>
+        <w:rPr>
+          <w:rFonts w:hint="eastAsia"/>
+          <w:b/>
+          <w:bCs/>
+        </w:rPr>
+      </w:pPr>
+      <w:r>
+        <w:rPr>
+          <w:rFonts w:hint="eastAsia"/>
+          <w:b/>
+          <w:bCs/>
+        </w:rPr>
+        <w:t>【スウィング時の対応】</w:t>
+      </w:r>
+    </w:p>
+    <w:p>
+      <w:pPr>
+        <w:ind w:firstLineChars="50" w:firstLine="105"/>
+      </w:pPr>
+      <w:r>
+        <w:rPr>
+          <w:rFonts w:hint="eastAsia"/>
+        </w:rPr>
+        <w:t>走っている時、足が地面から大きく離れると思います。</w:t>
+      </w:r>
+      <w:r>
+        <w:t>(</w:t>
+      </w:r>
+      <w:r>
+        <w:rPr>
+          <w:rFonts w:hint="eastAsia"/>
+        </w:rPr>
+        <w:t>この状態を</w:t>
+      </w:r>
+      <w:r>
+        <w:rPr>
+          <w:rFonts w:hint="eastAsia"/>
+          <w:color w:val="EE0000"/>
+        </w:rPr>
+        <w:t>スウィング</w:t>
+      </w:r>
+      <w:r>
+        <w:rPr>
+          <w:rFonts w:hint="eastAsia"/>
+        </w:rPr>
+        <w:t>といいます</w:t>
+      </w:r>
+      <w:r>
+        <w:t>)</w:t>
+      </w:r>
+    </w:p>
+    <w:p>
+      <w:pPr>
+        <w:ind w:firstLineChars="50" w:firstLine="105"/>
+      </w:pPr>
+      <w:r>
+        <w:rPr>
+          <w:rFonts w:hint="eastAsia"/>
+        </w:rPr>
+        <w:t>スウィング時に</w:t>
+      </w:r>
+      <w:r>
+        <w:t>Foot IK</w:t>
+      </w:r>
+      <w:r>
+        <w:rPr>
+          <w:rFonts w:hint="eastAsia"/>
+        </w:rPr>
+        <w:t>が</w:t>
+      </w:r>
+      <w:r>
+        <w:t>ON</w:t>
+      </w:r>
+      <w:r>
+        <w:rPr>
+          <w:rFonts w:hint="eastAsia"/>
+        </w:rPr>
+        <w:t>のままだと、足が地面に引っ張られてキャラクターの挙動が不自然になります。そのため、足の高さに応じて</w:t>
+      </w:r>
+      <w:r>
+        <w:t>Weight</w:t>
+      </w:r>
+      <w:r>
+        <w:rPr>
+          <w:rFonts w:hint="eastAsia"/>
+        </w:rPr>
+        <w:t>を調整する必要があります。</w:t>
+      </w:r>
+    </w:p>
+    <w:p/>
+    <w:p>
+      <w:pPr>
+        <w:rPr>
+          <w:b/>
+          <w:bCs/>
+        </w:rPr>
+      </w:pPr>
+      <w:r>
+        <w:rPr>
+          <w:rFonts w:hint="eastAsia"/>
+          <w:b/>
+          <w:bCs/>
+        </w:rPr>
+        <w:t>【</w:t>
+      </w:r>
+      <w:r>
+        <w:rPr>
+          <w:rFonts w:hint="eastAsia"/>
+          <w:b/>
+          <w:bCs/>
+        </w:rPr>
+        <w:t>足の高さ</w:t>
+      </w:r>
+      <w:r>
+        <w:rPr>
+          <w:b/>
+          <w:bCs/>
+        </w:rPr>
+        <w:t>(</w:t>
+      </w:r>
+      <w:r>
+        <w:rPr>
+          <w:rFonts w:hint="eastAsia"/>
+          <w:b/>
+          <w:bCs/>
+        </w:rPr>
+        <w:t>位置</w:t>
+      </w:r>
+      <w:r>
+        <w:rPr>
+          <w:b/>
+          <w:bCs/>
+        </w:rPr>
+        <w:t>)</w:t>
+      </w:r>
+      <w:r>
+        <w:rPr>
+          <w:rFonts w:hint="eastAsia"/>
+          <w:b/>
+          <w:bCs/>
+        </w:rPr>
+        <w:t>】</w:t>
+      </w:r>
+    </w:p>
+    <w:p>
+      <w:pPr>
+        <w:rPr>
+          <w:rFonts w:hint="eastAsia"/>
+        </w:rPr>
+      </w:pPr>
+      <w:r>
+        <w:rPr>
+          <w:rFonts w:hint="eastAsia"/>
+        </w:rPr>
+        <w:t>自然な接地位置から離れている</w:t>
+      </w:r>
+      <w:r>
+        <w:t>(Weight = 0</w:t>
+      </w:r>
+      <w:r>
+        <w:rPr>
+          <w:rFonts w:hint="eastAsia"/>
+        </w:rPr>
+        <w:t>。</w:t>
+      </w:r>
+      <w:r>
+        <w:t>IK</w:t>
+      </w:r>
+      <w:r>
+        <w:rPr>
+          <w:rFonts w:hint="eastAsia"/>
+        </w:rPr>
+        <w:t>なしの純アニメーション)</w:t>
+      </w:r>
+    </w:p>
+    <w:p>
+      <w:r>
+        <w:rPr>
+          <w:rFonts w:hint="eastAsia"/>
+        </w:rPr>
+        <w:t>↑</w:t>
+      </w:r>
+    </w:p>
+    <w:p>
+      <w:r>
+        <w:rPr>
+          <w:rFonts w:hint="eastAsia"/>
+        </w:rPr>
+        <w:t xml:space="preserve">中間　</w:t>
+      </w:r>
+      <w:r>
+        <w:t>(Weight = 0.5</w:t>
+      </w:r>
+      <w:r>
+        <w:rPr>
+          <w:rFonts w:hint="eastAsia"/>
+        </w:rPr>
+        <w:t>。←</w:t>
+      </w:r>
+      <w:r>
+        <w:t>0.5</w:t>
+      </w:r>
+      <w:r>
+        <w:rPr>
+          <w:rFonts w:hint="eastAsia"/>
+        </w:rPr>
+        <w:t>じゃなくても</w:t>
+      </w:r>
+      <w:r>
+        <w:t>OK</w:t>
+      </w:r>
+      <w:r>
+        <w:rPr>
+          <w:rFonts w:hint="eastAsia"/>
+        </w:rPr>
+        <w:t>。これは調整しましょう。徐々に</w:t>
+      </w:r>
+      <w:r>
+        <w:t>Weight</w:t>
+      </w:r>
+      <w:r>
+        <w:rPr>
+          <w:rFonts w:hint="eastAsia"/>
+        </w:rPr>
+        <w:t>を増やそう。</w:t>
+      </w:r>
+      <w:r>
+        <w:t>)</w:t>
+      </w:r>
+    </w:p>
+    <w:p>
+      <w:r>
+        <w:rPr>
+          <w:rFonts w:hint="eastAsia"/>
+        </w:rPr>
+        <w:t>↓</w:t>
+      </w:r>
+    </w:p>
+    <w:p>
+      <w:r>
+        <w:rPr>
+          <w:rFonts w:hint="eastAsia"/>
+        </w:rPr>
+        <w:t>自然な接地位置と</w:t>
+      </w:r>
+      <w:r>
+        <w:rPr>
+          <w:rFonts w:hint="eastAsia"/>
+        </w:rPr>
+        <w:t>ほぼ接している</w:t>
+      </w:r>
+      <w:r>
+        <w:rPr>
+          <w:rFonts w:hint="eastAsia"/>
+        </w:rPr>
+        <w:t>(</w:t>
+      </w:r>
+      <w:r>
+        <w:t>Weight = 1</w:t>
+      </w:r>
+      <w:r>
+        <w:rPr>
+          <w:rFonts w:hint="eastAsia"/>
+        </w:rPr>
+        <w:t>。</w:t>
+      </w:r>
+      <w:r>
+        <w:t>IK</w:t>
+      </w:r>
+      <w:r>
+        <w:rPr>
+          <w:rFonts w:hint="eastAsia"/>
+        </w:rPr>
+        <w:t>完全適応</w:t>
+      </w:r>
+      <w:r>
+        <w:t>)</w:t>
+      </w:r>
+    </w:p>
+    <w:p/>
+    <w:p>
+      <w:pPr>
+        <w:rPr>
+          <w:b/>
+          <w:bCs/>
+        </w:rPr>
+      </w:pPr>
+      <w:r>
+        <w:rPr>
+          <w:rFonts w:hint="eastAsia"/>
+          <w:b/>
+          <w:bCs/>
+        </w:rPr>
+        <w:t>【地面の傾きに合わせて足を回転させる】</w:t>
+      </w:r>
+    </w:p>
+    <w:p>
+      <w:pPr>
+        <w:ind w:firstLineChars="50" w:firstLine="105"/>
+        <w:rPr>
+          <w:rFonts w:hint="eastAsia"/>
+        </w:rPr>
+      </w:pPr>
+      <w:r>
+        <w:lastRenderedPageBreak/>
+        <w:t>IK</w:t>
+      </w:r>
+      <w:r>
+        <w:rPr>
+          <w:rFonts w:hint="eastAsia"/>
+        </w:rPr>
+        <w:t>で足の位置を補正するだけだと不十分です。坂道や斜面では足の回転もさせて地面の傾きに合わせる必要があります。</w:t>
+      </w:r>
+    </w:p>
+    <w:p>
+      <w:pPr>
+        <w:rPr>
+          <w:rFonts w:hint="eastAsia"/>
+        </w:rPr>
+      </w:pPr>
+      <w:r>
+        <w:t>Raycast</w:t>
+      </w:r>
+      <w:r>
+        <w:rPr>
+          <w:rFonts w:hint="eastAsia"/>
+        </w:rPr>
+        <w:t>の結果から、地面の</w:t>
+      </w:r>
+      <w:r>
+        <w:rPr>
+          <w:rFonts w:hint="eastAsia"/>
+          <w:color w:val="EE0000"/>
+        </w:rPr>
+        <w:t>法線</w:t>
+      </w:r>
+      <w:r>
+        <w:rPr>
+          <w:color w:val="EE0000"/>
+        </w:rPr>
+        <w:t>(Normal)</w:t>
+      </w:r>
+      <w:r>
+        <w:rPr>
+          <w:rFonts w:hint="eastAsia"/>
+        </w:rPr>
+        <w:t>が取得できます。この法線を使って足の回転を決めます。</w:t>
+      </w:r>
+    </w:p>
+    <w:p>
+      <w:pPr>
+        <w:rPr>
+          <w:rFonts w:hint="eastAsia"/>
+        </w:rPr>
+      </w:pPr>
+    </w:p>
+    <w:p>
+      <w:pPr>
+        <w:rPr>
+          <w:b/>
+          <w:bCs/>
+          <w:sz w:val="28"/>
+          <w:szCs w:val="36"/>
+        </w:rPr>
+      </w:pPr>
+      <w:r>
+        <w:rPr>
+          <w:b/>
+          <w:bCs/>
+          <w:sz w:val="28"/>
+          <w:szCs w:val="36"/>
+        </w:rPr>
+        <w:t>Let’s Try! ~</w:t>
+      </w:r>
+      <w:r>
+        <w:rPr>
+          <w:b/>
+          <w:bCs/>
+          <w:sz w:val="28"/>
+          <w:szCs w:val="36"/>
+        </w:rPr>
+        <w:t xml:space="preserve">Foot </w:t>
+      </w:r>
+      <w:r>
+        <w:rPr>
+          <w:b/>
+          <w:bCs/>
+          <w:sz w:val="28"/>
+          <w:szCs w:val="36"/>
+        </w:rPr>
+        <w:t>IK</w:t>
+      </w:r>
+      <w:r>
+        <w:rPr>
+          <w:rFonts w:hint="eastAsia"/>
+          <w:b/>
+          <w:bCs/>
+          <w:sz w:val="28"/>
+          <w:szCs w:val="36"/>
+        </w:rPr>
+        <w:t>の実装</w:t>
+      </w:r>
+      <w:r>
+        <w:rPr>
+          <w:b/>
+          <w:bCs/>
+          <w:sz w:val="28"/>
+          <w:szCs w:val="36"/>
+        </w:rPr>
+        <w:t>~</w:t>
+      </w:r>
+    </w:p>
+    <w:p>
+      <w:pPr>
+        <w:rPr>
+          <w:color w:val="EE0000"/>
+        </w:rPr>
+      </w:pPr>
+      <w:r>
+        <w:rPr>
+          <w:rFonts w:hint="eastAsia"/>
+          <w:color w:val="EE0000"/>
+        </w:rPr>
+        <w:t>未記載</w:t>
+      </w:r>
+      <w:r>
+        <w:rPr>
+          <w:color w:val="EE0000"/>
+        </w:rPr>
+        <w:t>…</w:t>
+      </w:r>
+    </w:p>
+    <w:p/>
+    <w:p>
+      <w:bookmarkStart w:id="1" w:name="まとめ"/>
+      <w:r>
+        <w:rPr>
+          <w:rFonts w:hint="eastAsia"/>
+          <w:b/>
+          <w:bCs/>
+          <w:sz w:val="28"/>
+          <w:szCs w:val="36"/>
+        </w:rPr>
+        <w:t>まとめ</w:t>
+      </w:r>
+      <w:bookmarkEnd w:id="1"/>
+    </w:p>
+    <w:p>
+      <w:pPr>
+        <w:rPr>
+          <w:b/>
+          <w:bCs/>
+        </w:rPr>
+      </w:pPr>
+      <w:r>
+        <w:rPr>
+          <w:rFonts w:hint="eastAsia"/>
+          <w:b/>
+          <w:bCs/>
+        </w:rPr>
+        <w:t>【</w:t>
+      </w:r>
+      <w:r>
+        <w:rPr>
+          <w:rFonts w:hint="eastAsia"/>
+          <w:b/>
+          <w:bCs/>
+        </w:rPr>
+        <w:t>問題】</w:t>
+      </w:r>
+    </w:p>
+    <w:p>
+      <w:pPr>
+        <w:ind w:firstLineChars="50" w:firstLine="105"/>
+      </w:pPr>
+      <w:r>
+        <w:rPr>
+          <w:rFonts w:hint="eastAsia"/>
+        </w:rPr>
+        <w:t>ゲームで「キャラクターが階段に立つと足が地面から浮いている」</w:t>
+      </w:r>
+      <w:r>
+        <w:rPr>
+          <w:rFonts w:hint="eastAsia"/>
+        </w:rPr>
+        <w:t>のはアニメーションが平らな地面を前提に作られているから</w:t>
+      </w:r>
+      <w:r>
+        <w:rPr>
+          <w:rFonts w:hint="eastAsia"/>
+        </w:rPr>
+        <w:t>。</w:t>
+      </w:r>
+      <w:r>
+        <w:rPr>
+          <w:rFonts w:hint="eastAsia"/>
+        </w:rPr>
+        <w:t>これだと</w:t>
+      </w:r>
+      <w:r>
+        <w:rPr>
+          <w:rFonts w:hint="eastAsia"/>
+        </w:rPr>
+        <w:t>斜めの地形などに</w:t>
+      </w:r>
+      <w:r>
+        <w:rPr>
+          <w:rFonts w:hint="eastAsia"/>
+        </w:rPr>
+        <w:t>は</w:t>
+      </w:r>
+      <w:r>
+        <w:rPr>
+          <w:rFonts w:hint="eastAsia"/>
+        </w:rPr>
+        <w:t>対応できない。</w:t>
+      </w:r>
+    </w:p>
+    <w:p/>
+    <w:p>
+      <w:pPr>
+        <w:rPr>
+          <w:b/>
+          <w:bCs/>
+        </w:rPr>
+      </w:pPr>
+      <w:r>
+        <w:rPr>
+          <w:rFonts w:hint="eastAsia"/>
+          <w:b/>
+          <w:bCs/>
+        </w:rPr>
+        <w:t>【</w:t>
+      </w:r>
+      <w:r>
+        <w:rPr>
+          <w:b/>
+          <w:bCs/>
+        </w:rPr>
+        <w:t>IK</w:t>
+      </w:r>
+      <w:r>
+        <w:rPr>
+          <w:rFonts w:hint="eastAsia"/>
+          <w:b/>
+          <w:bCs/>
+        </w:rPr>
+        <w:t>とは】</w:t>
+      </w:r>
+    </w:p>
+    <w:p>
+      <w:pPr>
+        <w:ind w:firstLineChars="50" w:firstLine="105"/>
+      </w:pPr>
+      <w:r>
+        <w:rPr>
+          <w:rFonts w:hint="eastAsia"/>
+        </w:rPr>
+        <w:t>ゴール位置から逆算し、関節角度を自動調整する技術。</w:t>
+      </w:r>
+    </w:p>
+    <w:p>
+      <w:pPr>
+        <w:rPr>
+          <w:b/>
+          <w:bCs/>
+        </w:rPr>
+      </w:pPr>
+    </w:p>
+    <w:p>
+      <w:r>
+        <w:rPr>
+          <w:rFonts w:hint="eastAsia"/>
+        </w:rPr>
+        <w:t>【</w:t>
+      </w:r>
+      <w:r>
+        <w:t>IK</w:t>
+      </w:r>
+      <w:r>
+        <w:rPr>
+          <w:rFonts w:hint="eastAsia"/>
+        </w:rPr>
+        <w:t>を使うことで】</w:t>
+      </w:r>
+    </w:p>
+    <w:p>
+      <w:pPr>
+        <w:ind w:firstLineChars="50" w:firstLine="105"/>
+      </w:pPr>
+      <w:r>
+        <w:rPr>
+          <w:rFonts w:hint="eastAsia"/>
+        </w:rPr>
+        <w:t>地面の設置位置をゴール位置とし足を接地させることができるため、地形にあった足や手の位置を実現することができる。</w:t>
+      </w:r>
+    </w:p>
+    <w:p>
+      <w:pPr>
+        <w:rPr>
+          <w:b/>
+          <w:bCs/>
+          <w:sz w:val="28"/>
+          <w:szCs w:val="36"/>
+        </w:rPr>
+      </w:pPr>
+      <w:bookmarkStart w:id="2" w:name="動作環境"/>
+      <w:r>
+        <w:rPr>
+          <w:rFonts w:hint="eastAsia"/>
+          <w:b/>
+          <w:bCs/>
+          <w:sz w:val="28"/>
+          <w:szCs w:val="36"/>
+        </w:rPr>
+        <w:t>動作</w:t>
+      </w:r>
+      <w:r>
+        <w:rPr>
+          <w:rFonts w:hint="eastAsia"/>
+          <w:b/>
+          <w:bCs/>
+          <w:sz w:val="28"/>
+          <w:szCs w:val="36"/>
+        </w:rPr>
         <w:t>環境</w:t>
       </w:r>
     </w:p>
@@ -614,7 +2889,7 @@
       <w:r>
         <w:t xml:space="preserve">6000.3.9f1( </w:t>
       </w:r>
-      <w:hyperlink r:id="rId7" w:history="1">
+      <w:hyperlink r:id="rId10" w:history="1">
         <w:r>
           <w:rPr>
             <w:rStyle w:val="af"/>
@@ -633,24 +2908,14 @@
         </w:rPr>
         <w:t>リポジトリ：</w:t>
       </w:r>
-      <w:r>
-        <w:fldChar w:fldCharType="begin"/>
-      </w:r>
-      <w:r>
-        <w:instrText>HYPERLINK "https://github.com/Ukun115/TeachingMaterials.git"</w:instrText>
-      </w:r>
-      <w:r>
-        <w:fldChar w:fldCharType="separate"/>
-      </w:r>
-      <w:r>
-        <w:rPr>
-          <w:rStyle w:val="af"/>
-        </w:rPr>
-        <w:t>https://github.com/Ukun115/TeachingMaterials.git</w:t>
-      </w:r>
-      <w:r>
-        <w:fldChar w:fldCharType="end"/>
-      </w:r>
+      <w:hyperlink r:id="rId11" w:history="1">
+        <w:r>
+          <w:rPr>
+            <w:rStyle w:val="af"/>
+          </w:rPr>
+          <w:t>https://github.com/Ukun115/TeachingMaterials.git</w:t>
+        </w:r>
+      </w:hyperlink>
     </w:p>
     <w:p>
       <w:r>
@@ -659,13 +2924,8 @@
         </w:rPr>
         <w:t>サンプルプロジェクト場所：リポジトリの</w:t>
       </w:r>
-      <w:proofErr w:type="spellStart"/>
-      <w:r>
-        <w:t>UnitySample</w:t>
-      </w:r>
-      <w:proofErr w:type="spellEnd"/>
-      <w:r>
-        <w:t>/</w:t>
+      <w:r>
+        <w:t>UnitySample/</w:t>
       </w:r>
       <w:r>
         <w:t>IK</w:t>
@@ -701,7 +2961,6 @@
       </w:r>
     </w:p>
     <w:p/>
-    <w:p/>
     <w:p>
       <w:pPr>
         <w:rPr>
@@ -767,12 +3026,13 @@
       </w:pPr>
     </w:p>
     <w:sectPr>
-      <w:footerReference w:type="even" r:id="rId8"/>
-      <w:footerReference w:type="default" r:id="rId9"/>
-      <w:headerReference w:type="first" r:id="rId10"/>
-      <w:footerReference w:type="first" r:id="rId11"/>
+      <w:footerReference w:type="even" r:id="rId12"/>
+      <w:footerReference w:type="default" r:id="rId13"/>
+      <w:headerReference w:type="first" r:id="rId14"/>
+      <w:footerReference w:type="first" r:id="rId15"/>
       <w:pgSz w:w="11906" w:h="16838"/>
       <w:pgMar w:top="1985" w:right="1701" w:bottom="1701" w:left="1701" w:header="851" w:footer="992" w:gutter="0"/>
+      <w:lnNumType w:countBy="1" w:restart="continuous"/>
       <w:cols w:space="425"/>
       <w:docGrid w:type="lines" w:linePitch="360"/>
     </w:sectPr>
@@ -1059,6 +3319,95 @@
 <file path=word/numbering.xml><?xml version="1.0" encoding="utf-8"?>
 <w:numbering xmlns:wpc="http://schemas.microsoft.com/office/word/2010/wordprocessingCanvas" xmlns:cx="http://schemas.microsoft.com/office/drawing/2014/chartex" xmlns:cx1="http://schemas.microsoft.com/office/drawing/2015/9/8/chartex" xmlns:cx2="http://schemas.microsoft.com/office/drawing/2015/10/21/chartex" xmlns:cx3="http://schemas.microsoft.com/office/drawing/2016/5/9/chartex" xmlns:cx4="http://schemas.microsoft.com/office/drawing/2016/5/10/chartex" xmlns:cx5="http://schemas.microsoft.com/office/drawing/2016/5/11/chartex" xmlns:cx6="http://schemas.microsoft.com/office/drawing/2016/5/12/chartex" xmlns:cx7="http://schemas.microsoft.com/office/drawing/2016/5/13/chartex" xmlns:cx8="http://schemas.microsoft.com/office/drawing/2016/5/14/chartex" xmlns:mc="http://schemas.openxmlformats.org/markup-compatibility/2006" xmlns:aink="http://schemas.microsoft.com/office/drawing/2016/ink" xmlns:am3d="http://schemas.microsoft.com/office/drawing/2017/model3d" xmlns:o="urn:schemas-microsoft-com:office:office" xmlns:oel="http://schemas.microsoft.com/office/2019/extlst" xmlns:r="http://schemas.openxmlformats.org/officeDocument/2006/relationships" xmlns:m="http://schemas.openxmlformats.org/officeDocument/2006/math" xmlns:v="urn:schemas-microsoft-com:vml" xmlns:wp14="http://schemas.microsoft.com/office/word/2010/wordprocessingDrawing" xmlns:wp="http://schemas.openxmlformats.org/drawingml/2006/wordprocessingDrawing" xmlns:w10="urn:schemas-microsoft-com:office:word" xmlns:w="http://schemas.openxmlformats.org/wordprocessingml/2006/main" xmlns:w14="http://schemas.microsoft.com/office/word/2010/wordml" xmlns:w15="http://schemas.microsoft.com/office/word/2012/wordml" xmlns:w16cex="http://schemas.microsoft.com/office/word/2018/wordml/cex" xmlns:w16cid="http://schemas.microsoft.com/office/word/2016/wordml/cid" xmlns:w16="http://schemas.microsoft.com/office/word/2018/wordml" xmlns:w16du="http://schemas.microsoft.com/office/word/2023/wordml/word16du" xmlns:w16sdtdh="http://schemas.microsoft.com/office/word/2020/wordml/sdtdatahash" xmlns:w16sdtfl="http://schemas.microsoft.com/office/word/2024/wordml/sdtformatlock" xmlns:w16se="http://schemas.microsoft.com/office/word/2015/wordml/symex" xmlns:wpg="http://schemas.microsoft.com/office/word/2010/wordprocessingGroup" xmlns:wpi="http://schemas.microsoft.com/office/word/2010/wordprocessingInk" xmlns:wne="http://schemas.microsoft.com/office/word/2006/wordml" xmlns:wps="http://schemas.microsoft.com/office/word/2010/wordprocessingShape" mc:Ignorable="w14 w15 w16se w16cid w16 w16cex w16sdtdh w16sdtfl w16du wp14">
   <w:abstractNum w:abstractNumId="0" w15:restartNumberingAfterBreak="0">
+    <w:nsid w:val="26B65EFC"/>
+    <w:multiLevelType w:val="hybridMultilevel"/>
+    <w:tmpl w:val="7518877E"/>
+    <w:lvl w:ilvl="0" w:tplc="669043A0">
+      <w:start w:val="1"/>
+      <w:numFmt w:val="decimal"/>
+      <w:lvlText w:val="%1."/>
+      <w:lvlJc w:val="left"/>
+      <w:pPr>
+        <w:ind w:left="360" w:hanging="360"/>
+      </w:pPr>
+      <w:rPr>
+        <w:rFonts w:asciiTheme="minorHAnsi" w:eastAsiaTheme="minorEastAsia" w:hAnsiTheme="minorHAnsi" w:cstheme="minorBidi"/>
+      </w:rPr>
+    </w:lvl>
+    <w:lvl w:ilvl="1" w:tplc="04090017" w:tentative="1">
+      <w:start w:val="1"/>
+      <w:numFmt w:val="aiueoFullWidth"/>
+      <w:lvlText w:val="(%2)"/>
+      <w:lvlJc w:val="left"/>
+      <w:pPr>
+        <w:ind w:left="880" w:hanging="440"/>
+      </w:pPr>
+    </w:lvl>
+    <w:lvl w:ilvl="2" w:tplc="04090011" w:tentative="1">
+      <w:start w:val="1"/>
+      <w:numFmt w:val="decimalEnclosedCircle"/>
+      <w:lvlText w:val="%3"/>
+      <w:lvlJc w:val="left"/>
+      <w:pPr>
+        <w:ind w:left="1320" w:hanging="440"/>
+      </w:pPr>
+    </w:lvl>
+    <w:lvl w:ilvl="3" w:tplc="0409000F" w:tentative="1">
+      <w:start w:val="1"/>
+      <w:numFmt w:val="decimal"/>
+      <w:lvlText w:val="%4."/>
+      <w:lvlJc w:val="left"/>
+      <w:pPr>
+        <w:ind w:left="1760" w:hanging="440"/>
+      </w:pPr>
+    </w:lvl>
+    <w:lvl w:ilvl="4" w:tplc="04090017" w:tentative="1">
+      <w:start w:val="1"/>
+      <w:numFmt w:val="aiueoFullWidth"/>
+      <w:lvlText w:val="(%5)"/>
+      <w:lvlJc w:val="left"/>
+      <w:pPr>
+        <w:ind w:left="2200" w:hanging="440"/>
+      </w:pPr>
+    </w:lvl>
+    <w:lvl w:ilvl="5" w:tplc="04090011" w:tentative="1">
+      <w:start w:val="1"/>
+      <w:numFmt w:val="decimalEnclosedCircle"/>
+      <w:lvlText w:val="%6"/>
+      <w:lvlJc w:val="left"/>
+      <w:pPr>
+        <w:ind w:left="2640" w:hanging="440"/>
+      </w:pPr>
+    </w:lvl>
+    <w:lvl w:ilvl="6" w:tplc="0409000F" w:tentative="1">
+      <w:start w:val="1"/>
+      <w:numFmt w:val="decimal"/>
+      <w:lvlText w:val="%7."/>
+      <w:lvlJc w:val="left"/>
+      <w:pPr>
+        <w:ind w:left="3080" w:hanging="440"/>
+      </w:pPr>
+    </w:lvl>
+    <w:lvl w:ilvl="7" w:tplc="04090017" w:tentative="1">
+      <w:start w:val="1"/>
+      <w:numFmt w:val="aiueoFullWidth"/>
+      <w:lvlText w:val="(%8)"/>
+      <w:lvlJc w:val="left"/>
+      <w:pPr>
+        <w:ind w:left="3520" w:hanging="440"/>
+      </w:pPr>
+    </w:lvl>
+    <w:lvl w:ilvl="8" w:tplc="04090011" w:tentative="1">
+      <w:start w:val="1"/>
+      <w:numFmt w:val="decimalEnclosedCircle"/>
+      <w:lvlText w:val="%9"/>
+      <w:lvlJc w:val="left"/>
+      <w:pPr>
+        <w:ind w:left="3960" w:hanging="440"/>
+      </w:pPr>
+    </w:lvl>
+  </w:abstractNum>
+  <w:abstractNum w:abstractNumId="1" w15:restartNumberingAfterBreak="0">
     <w:nsid w:val="2A356F4E"/>
     <w:multiLevelType w:val="hybridMultilevel"/>
     <w:tmpl w:val="23283E68"/>
@@ -1147,7 +3496,7 @@
       </w:pPr>
     </w:lvl>
   </w:abstractNum>
-  <w:abstractNum w:abstractNumId="1" w15:restartNumberingAfterBreak="0">
+  <w:abstractNum w:abstractNumId="2" w15:restartNumberingAfterBreak="0">
     <w:nsid w:val="2BD8398D"/>
     <w:multiLevelType w:val="hybridMultilevel"/>
     <w:tmpl w:val="FACC05CA"/>
@@ -1260,7 +3609,7 @@
       </w:rPr>
     </w:lvl>
   </w:abstractNum>
-  <w:abstractNum w:abstractNumId="2" w15:restartNumberingAfterBreak="0">
+  <w:abstractNum w:abstractNumId="3" w15:restartNumberingAfterBreak="0">
     <w:nsid w:val="3DAA5935"/>
     <w:multiLevelType w:val="hybridMultilevel"/>
     <w:tmpl w:val="F7A89692"/>
@@ -1349,7 +3698,7 @@
       </w:pPr>
     </w:lvl>
   </w:abstractNum>
-  <w:abstractNum w:abstractNumId="3" w15:restartNumberingAfterBreak="0">
+  <w:abstractNum w:abstractNumId="4" w15:restartNumberingAfterBreak="0">
     <w:nsid w:val="405D5F0E"/>
     <w:multiLevelType w:val="hybridMultilevel"/>
     <w:tmpl w:val="8BFE0744"/>
@@ -1438,7 +3787,7 @@
       </w:pPr>
     </w:lvl>
   </w:abstractNum>
-  <w:abstractNum w:abstractNumId="4" w15:restartNumberingAfterBreak="0">
+  <w:abstractNum w:abstractNumId="5" w15:restartNumberingAfterBreak="0">
     <w:nsid w:val="47111A3F"/>
     <w:multiLevelType w:val="hybridMultilevel"/>
     <w:tmpl w:val="174E5928"/>
@@ -1527,7 +3876,7 @@
       </w:pPr>
     </w:lvl>
   </w:abstractNum>
-  <w:abstractNum w:abstractNumId="5" w15:restartNumberingAfterBreak="0">
+  <w:abstractNum w:abstractNumId="6" w15:restartNumberingAfterBreak="0">
     <w:nsid w:val="4AD211C6"/>
     <w:multiLevelType w:val="hybridMultilevel"/>
     <w:tmpl w:val="F62CBE14"/>
@@ -1640,7 +3989,7 @@
       </w:rPr>
     </w:lvl>
   </w:abstractNum>
-  <w:abstractNum w:abstractNumId="6" w15:restartNumberingAfterBreak="0">
+  <w:abstractNum w:abstractNumId="7" w15:restartNumberingAfterBreak="0">
     <w:nsid w:val="4CB0402C"/>
     <w:multiLevelType w:val="hybridMultilevel"/>
     <w:tmpl w:val="B77A7680"/>
@@ -1753,7 +4102,7 @@
       </w:rPr>
     </w:lvl>
   </w:abstractNum>
-  <w:abstractNum w:abstractNumId="7" w15:restartNumberingAfterBreak="0">
+  <w:abstractNum w:abstractNumId="8" w15:restartNumberingAfterBreak="0">
     <w:nsid w:val="6CC345C3"/>
     <w:multiLevelType w:val="hybridMultilevel"/>
     <w:tmpl w:val="A274A3F0"/>
@@ -1867,28 +4216,31 @@
     </w:lvl>
   </w:abstractNum>
   <w:num w:numId="1" w16cid:durableId="1202475807">
+    <w:abstractNumId w:val="3"/>
+  </w:num>
+  <w:num w:numId="2" w16cid:durableId="623002466">
     <w:abstractNumId w:val="2"/>
   </w:num>
-  <w:num w:numId="2" w16cid:durableId="623002466">
+  <w:num w:numId="3" w16cid:durableId="272321930">
+    <w:abstractNumId w:val="5"/>
+  </w:num>
+  <w:num w:numId="4" w16cid:durableId="1326860457">
+    <w:abstractNumId w:val="4"/>
+  </w:num>
+  <w:num w:numId="5" w16cid:durableId="1271471282">
     <w:abstractNumId w:val="1"/>
   </w:num>
-  <w:num w:numId="3" w16cid:durableId="272321930">
-    <w:abstractNumId w:val="4"/>
-  </w:num>
-  <w:num w:numId="4" w16cid:durableId="1326860457">
-    <w:abstractNumId w:val="3"/>
-  </w:num>
-  <w:num w:numId="5" w16cid:durableId="1271471282">
-    <w:abstractNumId w:val="0"/>
-  </w:num>
   <w:num w:numId="6" w16cid:durableId="1535921588">
-    <w:abstractNumId w:val="5"/>
+    <w:abstractNumId w:val="6"/>
   </w:num>
   <w:num w:numId="7" w16cid:durableId="1463380654">
+    <w:abstractNumId w:val="8"/>
+  </w:num>
+  <w:num w:numId="8" w16cid:durableId="694967033">
     <w:abstractNumId w:val="7"/>
   </w:num>
-  <w:num w:numId="8" w16cid:durableId="694967033">
-    <w:abstractNumId w:val="6"/>
+  <w:num w:numId="9" w16cid:durableId="768548528">
+    <w:abstractNumId w:val="0"/>
   </w:num>
 </w:numbering>
 </file>
@@ -2891,6 +5243,30 @@
       <w:u w:val="single"/>
     </w:rPr>
   </w:style>
+  <w:style w:type="character" w:styleId="af2">
+    <w:name w:val="line number"/>
+    <w:basedOn w:val="a0"/>
+    <w:uiPriority w:val="99"/>
+    <w:semiHidden/>
+    <w:unhideWhenUsed/>
+    <w:rsid w:val="00272404"/>
+  </w:style>
+  <w:style w:type="table" w:styleId="af3">
+    <w:name w:val="Table Grid"/>
+    <w:basedOn w:val="a1"/>
+    <w:uiPriority w:val="39"/>
+    <w:rsid w:val="00563048"/>
+    <w:tblPr>
+      <w:tblBorders>
+        <w:top w:val="single" w:sz="4" w:space="0" w:color="auto"/>
+        <w:left w:val="single" w:sz="4" w:space="0" w:color="auto"/>
+        <w:bottom w:val="single" w:sz="4" w:space="0" w:color="auto"/>
+        <w:right w:val="single" w:sz="4" w:space="0" w:color="auto"/>
+        <w:insideH w:val="single" w:sz="4" w:space="0" w:color="auto"/>
+        <w:insideV w:val="single" w:sz="4" w:space="0" w:color="auto"/>
+      </w:tblBorders>
+    </w:tblPr>
+  </w:style>
 </w:styles>
 </file>
 
@@ -2932,19 +5308,19 @@
 
 <file path=word/glossary/fontTable.xml><?xml version="1.0" encoding="utf-8"?>
 <w:fonts xmlns:mc="http://schemas.openxmlformats.org/markup-compatibility/2006" xmlns:r="http://schemas.openxmlformats.org/officeDocument/2006/relationships" xmlns:w="http://schemas.openxmlformats.org/wordprocessingml/2006/main" xmlns:w14="http://schemas.microsoft.com/office/word/2010/wordml" xmlns:w15="http://schemas.microsoft.com/office/word/2012/wordml" xmlns:w16cex="http://schemas.microsoft.com/office/word/2018/wordml/cex" xmlns:w16cid="http://schemas.microsoft.com/office/word/2016/wordml/cid" xmlns:w16="http://schemas.microsoft.com/office/word/2018/wordml" xmlns:w16du="http://schemas.microsoft.com/office/word/2023/wordml/word16du" xmlns:w16sdtdh="http://schemas.microsoft.com/office/word/2020/wordml/sdtdatahash" xmlns:w16sdtfl="http://schemas.microsoft.com/office/word/2024/wordml/sdtformatlock" xmlns:w16se="http://schemas.microsoft.com/office/word/2015/wordml/symex" mc:Ignorable="w14 w15 w16se w16cid w16 w16cex w16sdtdh w16sdtfl w16du">
+  <w:font w:name="游明朝">
+    <w:panose1 w:val="02020400000000000000"/>
+    <w:charset w:val="80"/>
+    <w:family w:val="roman"/>
+    <w:pitch w:val="variable"/>
+    <w:sig w:usb0="800002E7" w:usb1="2AC7FCFF" w:usb2="00000012" w:usb3="00000000" w:csb0="0002009F" w:csb1="00000000"/>
+  </w:font>
   <w:font w:name="Times New Roman">
     <w:panose1 w:val="02020603050405020304"/>
     <w:charset w:val="00"/>
     <w:family w:val="roman"/>
     <w:pitch w:val="variable"/>
     <w:sig w:usb0="E0002EFF" w:usb1="C000785B" w:usb2="00000009" w:usb3="00000000" w:csb0="000001FF" w:csb1="00000000"/>
-  </w:font>
-  <w:font w:name="游明朝">
-    <w:panose1 w:val="02020400000000000000"/>
-    <w:charset w:val="80"/>
-    <w:family w:val="roman"/>
-    <w:pitch w:val="variable"/>
-    <w:sig w:usb0="800002E7" w:usb1="2AC7FCFF" w:usb2="00000012" w:usb3="00000000" w:csb0="0002009F" w:csb1="00000000"/>
   </w:font>
   <w:font w:name="Wingdings">
     <w:panose1 w:val="05000000000000000000"/>
@@ -3000,15 +5376,16 @@
     <w:rsid w:val="000D313F"/>
     <w:rsid w:val="001F0C01"/>
     <w:rsid w:val="001F248C"/>
+    <w:rsid w:val="00225C58"/>
     <w:rsid w:val="00253931"/>
     <w:rsid w:val="002C3026"/>
+    <w:rsid w:val="00315C43"/>
     <w:rsid w:val="00357751"/>
     <w:rsid w:val="003B2FF2"/>
     <w:rsid w:val="004E656A"/>
     <w:rsid w:val="00572560"/>
     <w:rsid w:val="00774C6E"/>
     <w:rsid w:val="00812C3C"/>
-    <w:rsid w:val="009722D1"/>
     <w:rsid w:val="009F3E28"/>
     <w:rsid w:val="00B869ED"/>
     <w:rsid w:val="00BA01C3"/>

--- a/TextBook/IK.docx
+++ b/TextBook/IK.docx
@@ -79,30 +79,50 @@
         </w:rPr>
         <w:t>※</w:t>
       </w:r>
-      <w:hyperlink w:anchor="動作環境" w:history="1">
-        <w:r>
-          <w:rPr>
-            <w:rStyle w:val="af"/>
-            <w:rFonts w:hint="eastAsia"/>
-          </w:rPr>
-          <w:t>動作環境</w:t>
-        </w:r>
-      </w:hyperlink>
+      <w:r>
+        <w:fldChar w:fldCharType="begin"/>
+      </w:r>
+      <w:r>
+        <w:instrText>HYPERLINK \l "動作環境"</w:instrText>
+      </w:r>
+      <w:r>
+        <w:fldChar w:fldCharType="separate"/>
+      </w:r>
+      <w:r>
+        <w:rPr>
+          <w:rStyle w:val="af"/>
+          <w:rFonts w:hint="eastAsia"/>
+        </w:rPr>
+        <w:t>動作環境</w:t>
+      </w:r>
+      <w:r>
+        <w:fldChar w:fldCharType="end"/>
+      </w:r>
       <w:r>
         <w:rPr>
           <w:rFonts w:hint="eastAsia"/>
         </w:rPr>
         <w:t>と</w:t>
       </w:r>
-      <w:hyperlink w:anchor="引用" w:history="1">
-        <w:r>
-          <w:rPr>
-            <w:rStyle w:val="af"/>
-            <w:rFonts w:hint="eastAsia"/>
-          </w:rPr>
-          <w:t>引用</w:t>
-        </w:r>
-      </w:hyperlink>
+      <w:r>
+        <w:fldChar w:fldCharType="begin"/>
+      </w:r>
+      <w:r>
+        <w:instrText>HYPERLINK \l "引用"</w:instrText>
+      </w:r>
+      <w:r>
+        <w:fldChar w:fldCharType="separate"/>
+      </w:r>
+      <w:r>
+        <w:rPr>
+          <w:rStyle w:val="af"/>
+          <w:rFonts w:hint="eastAsia"/>
+        </w:rPr>
+        <w:t>引用</w:t>
+      </w:r>
+      <w:r>
+        <w:fldChar w:fldCharType="end"/>
+      </w:r>
       <w:r>
         <w:rPr>
           <w:rFonts w:hint="eastAsia"/>
@@ -695,7 +715,7 @@
           </mc:Choice>
           <mc:Fallback>
             <w:pict>
-              <v:shape w14:anchorId="52BD7001" id="フレーム 4" o:spid="_x0000_s1026" style="position:absolute;margin-left:48.1pt;margin-top:209pt;width:368.3pt;height:56.05pt;z-index:251659264;visibility:visible;mso-wrap-style:square;mso-width-percent:0;mso-height-percent:0;mso-wrap-distance-left:9pt;mso-wrap-distance-top:0;mso-wrap-distance-right:9pt;mso-wrap-distance-bottom:0;mso-position-horizontal:absolute;mso-position-horizontal-relative:text;mso-position-vertical:absolute;mso-position-vertical-relative:text;mso-width-percent:0;mso-height-percent:0;mso-width-relative:margin;mso-height-relative:margin;v-text-anchor:middle" coordsize="4677197,711610" o:gfxdata="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" path="m,l4677197,r,711610l,711610,,xm44262,44262r,623086l4632935,667348r,-623086l44262,44262xe" fillcolor="#e00" stroked="f" strokeweight="1pt">
+              <v:shape w14:anchorId="758077C3" id="フレーム 4" o:spid="_x0000_s1026" style="position:absolute;margin-left:48.1pt;margin-top:209pt;width:368.3pt;height:56.05pt;z-index:251659264;visibility:visible;mso-wrap-style:square;mso-width-percent:0;mso-height-percent:0;mso-wrap-distance-left:9pt;mso-wrap-distance-top:0;mso-wrap-distance-right:9pt;mso-wrap-distance-bottom:0;mso-position-horizontal:absolute;mso-position-horizontal-relative:text;mso-position-vertical:absolute;mso-position-vertical-relative:text;mso-width-percent:0;mso-height-percent:0;mso-width-relative:margin;mso-height-relative:margin;v-text-anchor:middle" coordsize="4677197,711610" o:gfxdata="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" path="m,l4677197,r,711610l,711610,,xm44262,44262r,623086l4632935,667348r,-623086l44262,44262xe" fillcolor="#e00" stroked="f" strokeweight="1pt">
                 <v:stroke joinstyle="miter"/>
                 <v:path arrowok="t" o:connecttype="custom" o:connectlocs="0,0;4677197,0;4677197,711610;0,711610;0,0;44262,44262;44262,667348;4632935,667348;4632935,44262;44262,44262" o:connectangles="0,0,0,0,0,0,0,0,0,0"/>
               </v:shape>
@@ -893,7 +913,7 @@
           </mc:Choice>
           <mc:Fallback>
             <w:pict>
-              <v:shapetype w14:anchorId="766B3F4F" id="_x0000_t67" coordsize="21600,21600" o:spt="67" adj="16200,5400" path="m0@0l@1@0@1,0@2,0@2@0,21600@0,10800,21600xe">
+              <v:shapetype w14:anchorId="5C938588" id="_x0000_t67" coordsize="21600,21600" o:spt="67" adj="16200,5400" path="m0@0l@1@0@1,0@2,0@2@0,21600@0,10800,21600xe">
                 <v:stroke joinstyle="miter"/>
                 <v:formulas>
                   <v:f eqn="val #0"/>
@@ -992,7 +1012,7 @@
           </mc:Choice>
           <mc:Fallback>
             <w:pict>
-              <v:shape w14:anchorId="6E9B6A02" id="下矢印 5" o:spid="_x0000_s1026" type="#_x0000_t67" style="position:absolute;margin-left:72.95pt;margin-top:125.3pt;width:10.8pt;height:16.85pt;rotation:-4642989fd;z-index:251664384;visibility:visible;mso-wrap-style:square;mso-width-percent:0;mso-height-percent:0;mso-wrap-distance-left:9pt;mso-wrap-distance-top:0;mso-wrap-distance-right:9pt;mso-wrap-distance-bottom:0;mso-position-horizontal:absolute;mso-position-horizontal-relative:text;mso-position-vertical:absolute;mso-position-vertical-relative:text;mso-width-percent:0;mso-height-percent:0;mso-width-relative:margin;mso-height-relative:margin;v-text-anchor:middle" o:gfxdata="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" adj="17104,8602" fillcolor="#e00" stroked="f" strokeweight="1.5pt"/>
+              <v:shape w14:anchorId="33595078" id="下矢印 5" o:spid="_x0000_s1026" type="#_x0000_t67" style="position:absolute;margin-left:72.95pt;margin-top:125.3pt;width:10.8pt;height:16.85pt;rotation:-4642989fd;z-index:251664384;visibility:visible;mso-wrap-style:square;mso-width-percent:0;mso-height-percent:0;mso-wrap-distance-left:9pt;mso-wrap-distance-top:0;mso-wrap-distance-right:9pt;mso-wrap-distance-bottom:0;mso-position-horizontal:absolute;mso-position-horizontal-relative:text;mso-position-vertical:absolute;mso-position-vertical-relative:text;mso-width-percent:0;mso-height-percent:0;mso-width-relative:margin;mso-height-relative:margin;v-text-anchor:middle" o:gfxdata="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" adj="17104,8602" fillcolor="#e00" stroked="f" strokeweight="1.5pt"/>
             </w:pict>
           </mc:Fallback>
         </mc:AlternateContent>
@@ -1074,7 +1094,7 @@
           </mc:Choice>
           <mc:Fallback>
             <w:pict>
-              <v:shape w14:anchorId="50C56ADD" id="フレーム 4" o:spid="_x0000_s1026" style="position:absolute;margin-left:265.4pt;margin-top:99.85pt;width:104.5pt;height:56.05pt;z-index:251663360;visibility:visible;mso-wrap-style:square;mso-width-percent:0;mso-height-percent:0;mso-wrap-distance-left:9pt;mso-wrap-distance-top:0;mso-wrap-distance-right:9pt;mso-wrap-distance-bottom:0;mso-position-horizontal:absolute;mso-position-horizontal-relative:text;mso-position-vertical:absolute;mso-position-vertical-relative:text;mso-width-percent:0;mso-height-percent:0;mso-width-relative:margin;mso-height-relative:margin;v-text-anchor:middle" coordsize="1327094,711610" o:gfxdata="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" path="m,l1327094,r,711610l,711610,,xm44262,44262r,623086l1282832,667348r,-623086l44262,44262xe" fillcolor="#e00" stroked="f" strokeweight="1pt">
+              <v:shape w14:anchorId="5421649A" id="フレーム 4" o:spid="_x0000_s1026" style="position:absolute;margin-left:265.4pt;margin-top:99.85pt;width:104.5pt;height:56.05pt;z-index:251663360;visibility:visible;mso-wrap-style:square;mso-width-percent:0;mso-height-percent:0;mso-wrap-distance-left:9pt;mso-wrap-distance-top:0;mso-wrap-distance-right:9pt;mso-wrap-distance-bottom:0;mso-position-horizontal:absolute;mso-position-horizontal-relative:text;mso-position-vertical:absolute;mso-position-vertical-relative:text;mso-width-percent:0;mso-height-percent:0;mso-width-relative:margin;mso-height-relative:margin;v-text-anchor:middle" coordsize="1327094,711610" o:gfxdata="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" path="m,l1327094,r,711610l,711610,,xm44262,44262r,623086l1282832,667348r,-623086l44262,44262xe" fillcolor="#e00" stroked="f" strokeweight="1pt">
                 <v:stroke joinstyle="miter"/>
                 <v:path arrowok="t" o:connecttype="custom" o:connectlocs="0,0;1327094,0;1327094,711610;0,711610;0,0;44262,44262;44262,667348;1282832,667348;1282832,44262;44262,44262" o:connectangles="0,0,0,0,0,0,0,0,0,0"/>
               </v:shape>
@@ -1159,7 +1179,7 @@
           </mc:Choice>
           <mc:Fallback>
             <w:pict>
-              <v:shape w14:anchorId="647136F7" id="フレーム 4" o:spid="_x0000_s1026" style="position:absolute;margin-left:60.2pt;margin-top:99.85pt;width:79.65pt;height:56.05pt;z-index:251661312;visibility:visible;mso-wrap-style:square;mso-width-percent:0;mso-height-percent:0;mso-wrap-distance-left:9pt;mso-wrap-distance-top:0;mso-wrap-distance-right:9pt;mso-wrap-distance-bottom:0;mso-position-horizontal:absolute;mso-position-horizontal-relative:text;mso-position-vertical:absolute;mso-position-vertical-relative:text;mso-width-percent:0;mso-height-percent:0;mso-width-relative:margin;mso-height-relative:margin;v-text-anchor:middle" coordsize="1011504,711610" o:gfxdata="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" path="m,l1011504,r,711610l,711610,,xm44262,44262r,623086l967242,667348r,-623086l44262,44262xe" fillcolor="#e00" stroked="f" strokeweight="1pt">
+              <v:shape w14:anchorId="7AB46C34" id="フレーム 4" o:spid="_x0000_s1026" style="position:absolute;margin-left:60.2pt;margin-top:99.85pt;width:79.65pt;height:56.05pt;z-index:251661312;visibility:visible;mso-wrap-style:square;mso-width-percent:0;mso-height-percent:0;mso-wrap-distance-left:9pt;mso-wrap-distance-top:0;mso-wrap-distance-right:9pt;mso-wrap-distance-bottom:0;mso-position-horizontal:absolute;mso-position-horizontal-relative:text;mso-position-vertical:absolute;mso-position-vertical-relative:text;mso-width-percent:0;mso-height-percent:0;mso-width-relative:margin;mso-height-relative:margin;v-text-anchor:middle" coordsize="1011504,711610" o:gfxdata="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" path="m,l1011504,r,711610l,711610,,xm44262,44262r,623086l967242,667348r,-623086l44262,44262xe" fillcolor="#e00" stroked="f" strokeweight="1pt">
                 <v:stroke joinstyle="miter"/>
                 <v:path arrowok="t" o:connecttype="custom" o:connectlocs="0,0;1011504,0;1011504,711610;0,711610;0,0;44262,44262;44262,667348;967242,667348;967242,44262;44262,44262" o:connectangles="0,0,0,0,0,0,0,0,0,0"/>
               </v:shape>
@@ -1314,44 +1334,84 @@
     </w:p>
     <w:p>
       <w:pPr>
+        <w:rPr>
+          <w:rFonts w:hint="eastAsia"/>
+        </w:rPr>
+      </w:pPr>
+    </w:p>
+    <w:p>
+      <w:r>
+        <w:rPr>
+          <w:rFonts w:hint="eastAsia"/>
+        </w:rPr>
+        <w:t>・頭が壁や天井に減り込む</w:t>
+      </w:r>
+    </w:p>
+    <w:p>
+      <w:pPr>
         <w:ind w:firstLineChars="50" w:firstLine="105"/>
-        <w:rPr>
-          <w:rFonts w:hint="eastAsia"/>
-        </w:rPr>
-      </w:pPr>
-    </w:p>
-    <w:p>
-      <w:r>
-        <w:rPr>
-          <w:rFonts w:hint="eastAsia"/>
-        </w:rPr>
-        <w:t>・頭が壁や天井に減り込む</w:t>
+      </w:pPr>
+      <w:r>
+        <w:rPr>
+          <w:rFonts w:hint="eastAsia"/>
+        </w:rPr>
+        <w:t>低い天井の下に入ったりした際、頭部が壁を貫通してしまうことがあります。</w:t>
+      </w:r>
+    </w:p>
+    <w:p>
+      <w:pPr>
+        <w:rPr>
+          <w:rFonts w:hint="eastAsia"/>
+        </w:rPr>
+      </w:pPr>
+    </w:p>
+    <w:p>
+      <w:r>
+        <w:rPr>
+          <w:rFonts w:hint="eastAsia"/>
+        </w:rPr>
+        <w:t>・視線がおかしい</w:t>
       </w:r>
     </w:p>
     <w:p>
       <w:pPr>
         <w:ind w:firstLineChars="50" w:firstLine="105"/>
-      </w:pPr>
-      <w:r>
-        <w:rPr>
-          <w:rFonts w:hint="eastAsia"/>
-        </w:rPr>
-        <w:t>低い天井の下に入ったりした際、頭部が壁を貫通してしまうことがあります。</w:t>
-      </w:r>
-    </w:p>
-    <w:p>
-      <w:pPr>
-        <w:rPr>
-          <w:rFonts w:hint="eastAsia"/>
-        </w:rPr>
-      </w:pPr>
-    </w:p>
-    <w:p>
-      <w:r>
-        <w:rPr>
-          <w:rFonts w:hint="eastAsia"/>
-        </w:rPr>
-        <w:t>・視線がおかしい</w:t>
+        <w:rPr>
+          <w:rFonts w:hint="eastAsia"/>
+        </w:rPr>
+      </w:pPr>
+      <w:r>
+        <w:rPr>
+          <w:rFonts w:hint="eastAsia"/>
+        </w:rPr>
+        <w:t>キャラクター同士が会話している際、顔はこちらを向いているけれど視線が合っていないことがあります。目のボーンがアニメーションの固定値で動いて</w:t>
+      </w:r>
+      <w:r>
+        <w:rPr>
+          <w:rFonts w:hint="eastAsia"/>
+        </w:rPr>
+        <w:t>おり</w:t>
+      </w:r>
+      <w:r>
+        <w:rPr>
+          <w:rFonts w:hint="eastAsia"/>
+        </w:rPr>
+        <w:t>、話し相手の場所が考慮していないからです。</w:t>
+      </w:r>
+    </w:p>
+    <w:p>
+      <w:pPr>
+        <w:rPr>
+          <w:rFonts w:hint="eastAsia"/>
+        </w:rPr>
+      </w:pPr>
+    </w:p>
+    <w:p>
+      <w:r>
+        <w:rPr>
+          <w:rFonts w:hint="eastAsia"/>
+        </w:rPr>
+        <w:t>・武器を持つ手がグリップからズレる</w:t>
       </w:r>
     </w:p>
     <w:p>
@@ -1362,51 +1422,16 @@
         <w:rPr>
           <w:rFonts w:hint="eastAsia"/>
         </w:rPr>
-        <w:t>キャラクター同士が会話している際、顔はこちらを向いているけれど視線が合っていないことがあります。目のボーンがアニメーションの固定値で動いて</w:t>
-      </w:r>
-      <w:r>
-        <w:rPr>
-          <w:rFonts w:hint="eastAsia"/>
-        </w:rPr>
-        <w:t>おり</w:t>
-      </w:r>
-      <w:r>
-        <w:rPr>
-          <w:rFonts w:hint="eastAsia"/>
-        </w:rPr>
-        <w:t>、話し相手の場所が考慮していないからです。</w:t>
-      </w:r>
-    </w:p>
-    <w:p>
-      <w:pPr>
-        <w:rPr>
-          <w:rFonts w:hint="eastAsia"/>
-        </w:rPr>
-      </w:pPr>
-    </w:p>
-    <w:p>
-      <w:r>
-        <w:rPr>
-          <w:rFonts w:hint="eastAsia"/>
-        </w:rPr>
-        <w:t>・武器を持つ手がグリップからズレる</w:t>
-      </w:r>
-    </w:p>
-    <w:p>
-      <w:pPr>
-        <w:ind w:firstLineChars="50" w:firstLine="105"/>
-        <w:rPr>
-          <w:rFonts w:hint="eastAsia"/>
-        </w:rPr>
-      </w:pPr>
-      <w:r>
-        <w:rPr>
-          <w:rFonts w:hint="eastAsia"/>
-        </w:rPr>
         <w:t>銃のグリップの形状に合わせて握らせようとしても、アニメーションだけでは上手く握ってくれません。</w:t>
       </w:r>
     </w:p>
-    <w:p/>
+    <w:p>
+      <w:pPr>
+        <w:rPr>
+          <w:rFonts w:hint="eastAsia"/>
+        </w:rPr>
+      </w:pPr>
+    </w:p>
     <w:p>
       <w:r>
         <w:rPr>
@@ -1611,6 +1636,11 @@
       </w:r>
     </w:p>
     <w:p>
+      <w:pPr>
+        <w:rPr>
+          <w:rFonts w:hint="eastAsia"/>
+        </w:rPr>
+      </w:pPr>
       <w:r>
         <w:rPr>
           <w:rFonts w:hint="eastAsia"/>
@@ -1663,7 +1693,67 @@
     </w:p>
     <w:p>
       <w:pPr>
-        <w:rPr>
+        <w:jc w:val="center"/>
+        <w:rPr>
+          <w:b/>
+          <w:bCs/>
+          <w:color w:val="EE0000"/>
+        </w:rPr>
+      </w:pPr>
+      <w:r>
+        <w:rPr>
+          <w:b/>
+          <w:bCs/>
+          <w:noProof/>
+          <w:color w:val="EE0000"/>
+        </w:rPr>
+        <w:drawing>
+          <wp:inline distT="0" distB="0" distL="0" distR="0" wp14:anchorId="2CBA86D0" wp14:editId="7ADE763A">
+            <wp:extent cx="5400040" cy="471170"/>
+            <wp:effectExtent l="0" t="0" r="0" b="0"/>
+            <wp:docPr id="1284653611" name="図 6"/>
+            <wp:cNvGraphicFramePr>
+              <a:graphicFrameLocks xmlns:a="http://schemas.openxmlformats.org/drawingml/2006/main" noChangeAspect="1"/>
+            </wp:cNvGraphicFramePr>
+            <a:graphic xmlns:a="http://schemas.openxmlformats.org/drawingml/2006/main">
+              <a:graphicData uri="http://schemas.openxmlformats.org/drawingml/2006/picture">
+                <pic:pic xmlns:pic="http://schemas.openxmlformats.org/drawingml/2006/picture">
+                  <pic:nvPicPr>
+                    <pic:cNvPr id="1284653611" name="図 1284653611"/>
+                    <pic:cNvPicPr/>
+                  </pic:nvPicPr>
+                  <pic:blipFill>
+                    <a:blip r:embed="rId10" cstate="print">
+                      <a:extLst>
+                        <a:ext uri="{28A0092B-C50C-407E-A947-70E740481C1C}">
+                          <a14:useLocalDpi xmlns:a14="http://schemas.microsoft.com/office/drawing/2010/main" val="0"/>
+                        </a:ext>
+                      </a:extLst>
+                    </a:blip>
+                    <a:stretch>
+                      <a:fillRect/>
+                    </a:stretch>
+                  </pic:blipFill>
+                  <pic:spPr>
+                    <a:xfrm>
+                      <a:off x="0" y="0"/>
+                      <a:ext cx="5400040" cy="471170"/>
+                    </a:xfrm>
+                    <a:prstGeom prst="rect">
+                      <a:avLst/>
+                    </a:prstGeom>
+                  </pic:spPr>
+                </pic:pic>
+              </a:graphicData>
+            </a:graphic>
+          </wp:inline>
+        </w:drawing>
+      </w:r>
+    </w:p>
+    <w:p>
+      <w:pPr>
+        <w:rPr>
+          <w:rFonts w:hint="eastAsia"/>
           <w:b/>
           <w:bCs/>
         </w:rPr>
@@ -1795,7 +1885,57 @@
         <w:rPr>
           <w:rFonts w:hint="eastAsia"/>
         </w:rPr>
+        <w:lastRenderedPageBreak/>
         <w:t>目標位置に届くよう逆順に計算する。</w:t>
+      </w:r>
+    </w:p>
+    <w:p>
+      <w:pPr>
+        <w:jc w:val="center"/>
+        <w:rPr>
+          <w:color w:val="EE0000"/>
+        </w:rPr>
+      </w:pPr>
+      <w:r>
+        <w:rPr>
+          <w:noProof/>
+          <w:color w:val="EE0000"/>
+        </w:rPr>
+        <w:drawing>
+          <wp:inline distT="0" distB="0" distL="0" distR="0" wp14:anchorId="7BE3A146" wp14:editId="79DE08C5">
+            <wp:extent cx="5400040" cy="1099185"/>
+            <wp:effectExtent l="0" t="0" r="0" b="5715"/>
+            <wp:docPr id="513705983" name="図 7"/>
+            <wp:cNvGraphicFramePr>
+              <a:graphicFrameLocks xmlns:a="http://schemas.openxmlformats.org/drawingml/2006/main" noChangeAspect="1"/>
+            </wp:cNvGraphicFramePr>
+            <a:graphic xmlns:a="http://schemas.openxmlformats.org/drawingml/2006/main">
+              <a:graphicData uri="http://schemas.openxmlformats.org/drawingml/2006/picture">
+                <pic:pic xmlns:pic="http://schemas.openxmlformats.org/drawingml/2006/picture">
+                  <pic:nvPicPr>
+                    <pic:cNvPr id="513705983" name="図 513705983"/>
+                    <pic:cNvPicPr/>
+                  </pic:nvPicPr>
+                  <pic:blipFill>
+                    <a:blip r:embed="rId11"/>
+                    <a:stretch>
+                      <a:fillRect/>
+                    </a:stretch>
+                  </pic:blipFill>
+                  <pic:spPr>
+                    <a:xfrm>
+                      <a:off x="0" y="0"/>
+                      <a:ext cx="5400040" cy="1099185"/>
+                    </a:xfrm>
+                    <a:prstGeom prst="rect">
+                      <a:avLst/>
+                    </a:prstGeom>
+                  </pic:spPr>
+                </pic:pic>
+              </a:graphicData>
+            </a:graphic>
+          </wp:inline>
+        </w:drawing>
       </w:r>
     </w:p>
     <w:p>
@@ -1819,7 +1959,6 @@
           <w:sz w:val="28"/>
           <w:szCs w:val="36"/>
         </w:rPr>
-        <w:lastRenderedPageBreak/>
         <w:t>Foot IK</w:t>
       </w:r>
       <w:r>
@@ -1970,7 +2109,13 @@
         <w:t>足が地面に接地する</w:t>
       </w:r>
     </w:p>
-    <w:p/>
+    <w:p>
+      <w:pPr>
+        <w:rPr>
+          <w:rFonts w:hint="eastAsia"/>
+        </w:rPr>
+      </w:pPr>
+    </w:p>
     <w:p>
       <w:pPr>
         <w:rPr>
@@ -2430,6 +2575,7 @@
         <w:rPr>
           <w:rFonts w:hint="eastAsia"/>
         </w:rPr>
+        <w:lastRenderedPageBreak/>
         <w:t>↑</w:t>
       </w:r>
     </w:p>
@@ -2489,6 +2635,11 @@
       </w:r>
     </w:p>
     <w:p>
+      <w:pPr>
+        <w:rPr>
+          <w:rFonts w:hint="eastAsia"/>
+        </w:rPr>
+      </w:pPr>
       <w:r>
         <w:rPr>
           <w:rFonts w:hint="eastAsia"/>
@@ -2554,7 +2705,6 @@
         </w:rPr>
       </w:pPr>
       <w:r>
-        <w:lastRenderedPageBreak/>
         <w:t>IK</w:t>
       </w:r>
       <w:r>
@@ -2889,7 +3039,7 @@
       <w:r>
         <w:t xml:space="preserve">6000.3.9f1( </w:t>
       </w:r>
-      <w:hyperlink r:id="rId10" w:history="1">
+      <w:hyperlink r:id="rId12" w:history="1">
         <w:r>
           <w:rPr>
             <w:rStyle w:val="af"/>
@@ -2908,14 +3058,24 @@
         </w:rPr>
         <w:t>リポジトリ：</w:t>
       </w:r>
-      <w:hyperlink r:id="rId11" w:history="1">
-        <w:r>
-          <w:rPr>
-            <w:rStyle w:val="af"/>
-          </w:rPr>
-          <w:t>https://github.com/Ukun115/TeachingMaterials.git</w:t>
-        </w:r>
-      </w:hyperlink>
+      <w:r>
+        <w:fldChar w:fldCharType="begin"/>
+      </w:r>
+      <w:r>
+        <w:instrText>HYPERLINK "https://github.com/Ukun115/TeachingMaterials.git"</w:instrText>
+      </w:r>
+      <w:r>
+        <w:fldChar w:fldCharType="separate"/>
+      </w:r>
+      <w:r>
+        <w:rPr>
+          <w:rStyle w:val="af"/>
+        </w:rPr>
+        <w:t>https://github.com/Ukun115/TeachingMaterials.git</w:t>
+      </w:r>
+      <w:r>
+        <w:fldChar w:fldCharType="end"/>
+      </w:r>
     </w:p>
     <w:p>
       <w:r>
@@ -2924,8 +3084,13 @@
         </w:rPr>
         <w:t>サンプルプロジェクト場所：リポジトリの</w:t>
       </w:r>
-      <w:r>
-        <w:t>UnitySample/</w:t>
+      <w:proofErr w:type="spellStart"/>
+      <w:r>
+        <w:t>UnitySample</w:t>
+      </w:r>
+      <w:proofErr w:type="spellEnd"/>
+      <w:r>
+        <w:t>/</w:t>
       </w:r>
       <w:r>
         <w:t>IK</w:t>
@@ -2992,6 +3157,7 @@
         </w:numPr>
       </w:pPr>
       <w:r>
+        <w:lastRenderedPageBreak/>
         <w:fldChar w:fldCharType="begin"/>
       </w:r>
       <w:r>
@@ -3026,10 +3192,10 @@
       </w:pPr>
     </w:p>
     <w:sectPr>
-      <w:footerReference w:type="even" r:id="rId12"/>
-      <w:footerReference w:type="default" r:id="rId13"/>
-      <w:headerReference w:type="first" r:id="rId14"/>
-      <w:footerReference w:type="first" r:id="rId15"/>
+      <w:footerReference w:type="even" r:id="rId13"/>
+      <w:footerReference w:type="default" r:id="rId14"/>
+      <w:headerReference w:type="first" r:id="rId15"/>
+      <w:footerReference w:type="first" r:id="rId16"/>
       <w:pgSz w:w="11906" w:h="16838"/>
       <w:pgMar w:top="1985" w:right="1701" w:bottom="1701" w:left="1701" w:header="851" w:footer="992" w:gutter="0"/>
       <w:lnNumType w:countBy="1" w:restart="continuous"/>
@@ -5379,13 +5545,13 @@
     <w:rsid w:val="00225C58"/>
     <w:rsid w:val="00253931"/>
     <w:rsid w:val="002C3026"/>
-    <w:rsid w:val="00315C43"/>
     <w:rsid w:val="00357751"/>
     <w:rsid w:val="003B2FF2"/>
     <w:rsid w:val="004E656A"/>
     <w:rsid w:val="00572560"/>
     <w:rsid w:val="00774C6E"/>
     <w:rsid w:val="00812C3C"/>
+    <w:rsid w:val="009D1165"/>
     <w:rsid w:val="009F3E28"/>
     <w:rsid w:val="00B869ED"/>
     <w:rsid w:val="00BA01C3"/>
